--- a/Практика4_Безопасная_авторизация/Отчет_Практика4.docx
+++ b/Практика4_Безопасная_авторизация/Отчет_Практика4.docx
@@ -4,112 +4,142 @@
   <w:body>
     <w:p>
       <w:pPr>
-        <w:ind w:firstLine="0"/>
+        <w:spacing w:after="80"/>
         <w:jc w:val="center"/>
       </w:pPr>
       <w:r>
         <w:rPr>
+          <w:rFonts w:ascii="Times New Roman" w:hAnsi="Times New Roman" w:eastAsia="Times New Roman"/>
           <w:b/>
-          <w:sz w:val="32"/>
+          <w:sz w:val="30"/>
         </w:rPr>
         <w:t>Отчёт по практике 4</w:t>
       </w:r>
     </w:p>
     <w:p>
       <w:pPr>
-        <w:ind w:firstLine="0"/>
+        <w:spacing w:after="80"/>
         <w:jc w:val="center"/>
       </w:pPr>
       <w:r>
         <w:rPr>
+          <w:rFonts w:ascii="Times New Roman" w:hAnsi="Times New Roman" w:eastAsia="Times New Roman"/>
           <w:b/>
-          <w:sz w:val="32"/>
+          <w:sz w:val="30"/>
         </w:rPr>
         <w:t>Разработка безопасного программного обеспечения: аутентификация</w:t>
       </w:r>
     </w:p>
     <w:p>
       <w:pPr>
-        <w:ind w:firstLine="0"/>
+        <w:spacing w:after="80"/>
+        <w:jc w:val="both"/>
       </w:pPr>
       <w:r>
         <w:rPr>
+          <w:rFonts w:ascii="Times New Roman" w:hAnsi="Times New Roman" w:eastAsia="Times New Roman"/>
           <w:b w:val="0"/>
+          <w:sz w:val="24"/>
         </w:rPr>
       </w:r>
     </w:p>
     <w:p>
       <w:pPr>
-        <w:ind w:firstLine="0"/>
+        <w:spacing w:after="80"/>
         <w:jc w:val="center"/>
       </w:pPr>
       <w:r>
         <w:rPr>
+          <w:rFonts w:ascii="Times New Roman" w:hAnsi="Times New Roman" w:eastAsia="Times New Roman"/>
           <w:b w:val="0"/>
+          <w:sz w:val="24"/>
         </w:rPr>
-        <w:t>Выполнил: Колесников Андрей Юрьевич, группа БСБО-03-23, студенческий билет 23Б0099</w:t>
+        <w:t>Выполнил: Колесников Андрей Юрьевич, 4 курс, группа БСБО-03-23, студенческий билет 23Б0099, номер по журналу 10</w:t>
       </w:r>
     </w:p>
     <w:p>
       <w:pPr>
-        <w:ind w:firstLine="0"/>
+        <w:spacing w:after="80"/>
         <w:jc w:val="center"/>
       </w:pPr>
       <w:r>
         <w:rPr>
+          <w:rFonts w:ascii="Times New Roman" w:hAnsi="Times New Roman" w:eastAsia="Times New Roman"/>
           <w:b w:val="0"/>
+          <w:sz w:val="24"/>
         </w:rPr>
         <w:t>РТУ МИРЭА, Институт кибербезопасности и цифровых технологий</w:t>
       </w:r>
     </w:p>
     <w:p>
       <w:pPr>
-        <w:spacing w:before="240" w:after="120"/>
-        <w:ind w:firstLine="0"/>
-        <w:jc w:val="left"/>
+        <w:keepNext/>
+        <w:spacing w:before="280" w:after="80"/>
       </w:pPr>
       <w:r>
         <w:rPr>
+          <w:rFonts w:ascii="Times New Roman" w:hAnsi="Times New Roman" w:eastAsia="Times New Roman"/>
           <w:b/>
-          <w:sz w:val="30"/>
+          <w:sz w:val="28"/>
         </w:rPr>
         <w:t>1. Цель работы</w:t>
       </w:r>
     </w:p>
     <w:p>
+      <w:pPr>
+        <w:spacing w:after="80"/>
+        <w:ind w:firstLine="709"/>
+        <w:jc w:val="both"/>
+      </w:pPr>
       <w:r>
         <w:rPr>
+          <w:rFonts w:ascii="Times New Roman" w:hAnsi="Times New Roman" w:eastAsia="Times New Roman"/>
           <w:b w:val="0"/>
+          <w:sz w:val="24"/>
         </w:rPr>
         <w:t>Работа состоит из трёх связанных частей. Сначала нужно было написать переборщик для формы входа из учебного стенда DVWA и посмотреть, сколько времени занимает подбор пароля по словарю. Затем — разобрать исходный код этой формы и классифицировать найденные слабости по базе CWE. И наконец — сделать свою систему аутентификации, которая сохраняет формат запроса из задания, но устойчива к перебору и к остальным проблемам исходного кода.</w:t>
       </w:r>
     </w:p>
     <w:p>
       <w:pPr>
-        <w:spacing w:before="240" w:after="120"/>
-        <w:ind w:firstLine="0"/>
-        <w:jc w:val="left"/>
+        <w:keepNext/>
+        <w:spacing w:before="280" w:after="80"/>
       </w:pPr>
       <w:r>
         <w:rPr>
+          <w:rFonts w:ascii="Times New Roman" w:hAnsi="Times New Roman" w:eastAsia="Times New Roman"/>
           <w:b/>
-          <w:sz w:val="30"/>
+          <w:sz w:val="28"/>
         </w:rPr>
         <w:t>2. Стенд и условия выполнения</w:t>
       </w:r>
     </w:p>
     <w:p>
+      <w:pPr>
+        <w:spacing w:after="80"/>
+        <w:ind w:firstLine="709"/>
+        <w:jc w:val="both"/>
+      </w:pPr>
       <w:r>
         <w:rPr>
+          <w:rFonts w:ascii="Times New Roman" w:hAnsi="Times New Roman" w:eastAsia="Times New Roman"/>
           <w:b w:val="0"/>
+          <w:sz w:val="24"/>
         </w:rPr>
         <w:t>В методичке предлагается Web Security Dojo через VirtualBox. Я использовал обычный DVWA в Docker: это тот же самый модуль vulnerabilities/brute с тем же кодом, но без необходимости разворачивать виртуальную машину на 4 ГБ. Версия DVWA — 1.10, она поднята на 127.0.0.1:8081. Пароль администратора стенда изменён на Summer2024!, чтобы он не совпадал с паролем по умолчанию и его можно было искать по словарю (в словаре он стоит двадцатым). Это изменение касается только локального учебного стенда.</w:t>
       </w:r>
     </w:p>
     <w:p>
+      <w:pPr>
+        <w:spacing w:after="80"/>
+        <w:ind w:firstLine="709"/>
+        <w:jc w:val="both"/>
+      </w:pPr>
       <w:r>
         <w:rPr>
+          <w:rFonts w:ascii="Times New Roman" w:hAnsi="Times New Roman" w:eastAsia="Times New Roman"/>
           <w:b w:val="0"/>
+          <w:sz w:val="24"/>
         </w:rPr>
         <w:t>Собственное приложение написано на PHP 8.3 и работает на встроенном сервере PHP в контейнере php:8.3-cli, база — SQLite через PDO. Такой выбор позволил не ставить PHP и MySQL на хост и получить одинаковое окружение при каждом запуске. Переборщик запускается на хосте под Python 3.12.4 и обращается к стенду по HTTP. Оба адреса — локальные, внешние системы не затрагивались.</w:t>
       </w:r>
@@ -119,24 +149,29 @@
         <w:tblStyle w:val="TableGrid"/>
         <w:tblW w:type="auto" w:w="0"/>
         <w:jc w:val="center"/>
+        <w:tblLayout w:type="autofit"/>
         <w:tblLook w:firstColumn="1" w:firstRow="1" w:lastColumn="0" w:lastRow="0" w:noHBand="0" w:noVBand="1" w:val="04A0"/>
       </w:tblPr>
       <w:tblGrid>
-        <w:gridCol w:w="4844"/>
-        <w:gridCol w:w="4844"/>
+        <w:gridCol w:w="4677"/>
+        <w:gridCol w:w="4677"/>
       </w:tblGrid>
       <w:tr>
         <w:tc>
           <w:tcPr>
-            <w:tcW w:type="dxa" w:w="4844"/>
+            <w:tcW w:type="dxa" w:w="4677"/>
+            <w:shd w:fill="DCE6F1"/>
           </w:tcPr>
           <w:p>
+            <w:pPr>
+              <w:jc w:val="center"/>
+            </w:pPr>
             <w:r/>
             <w:r>
               <w:rPr>
-                <w:rFonts w:ascii="Times New Roman" w:hAnsi="Times New Roman"/>
+                <w:rFonts w:ascii="Times New Roman" w:hAnsi="Times New Roman" w:eastAsia="Times New Roman"/>
                 <w:b/>
-                <w:sz w:val="24"/>
+                <w:sz w:val="20"/>
               </w:rPr>
               <w:t>Компонент</w:t>
             </w:r>
@@ -144,15 +179,19 @@
         </w:tc>
         <w:tc>
           <w:tcPr>
-            <w:tcW w:type="dxa" w:w="4844"/>
+            <w:tcW w:type="dxa" w:w="4677"/>
+            <w:shd w:fill="DCE6F1"/>
           </w:tcPr>
           <w:p>
+            <w:pPr>
+              <w:jc w:val="center"/>
+            </w:pPr>
             <w:r/>
             <w:r>
               <w:rPr>
-                <w:rFonts w:ascii="Times New Roman" w:hAnsi="Times New Roman"/>
+                <w:rFonts w:ascii="Times New Roman" w:hAnsi="Times New Roman" w:eastAsia="Times New Roman"/>
                 <w:b/>
-                <w:sz w:val="24"/>
+                <w:sz w:val="20"/>
               </w:rPr>
               <w:t>Значение</w:t>
             </w:r>
@@ -162,14 +201,18 @@
       <w:tr>
         <w:tc>
           <w:tcPr>
-            <w:tcW w:type="dxa" w:w="4844"/>
+            <w:tcW w:type="dxa" w:w="4677"/>
           </w:tcPr>
           <w:p>
+            <w:pPr>
+              <w:jc w:val="left"/>
+            </w:pPr>
             <w:r/>
             <w:r>
               <w:rPr>
-                <w:rFonts w:ascii="Times New Roman" w:hAnsi="Times New Roman"/>
-                <w:sz w:val="24"/>
+                <w:rFonts w:ascii="Times New Roman" w:hAnsi="Times New Roman" w:eastAsia="Times New Roman"/>
+                <w:b w:val="0"/>
+                <w:sz w:val="20"/>
               </w:rPr>
               <w:t>Хост</w:t>
             </w:r>
@@ -177,14 +220,18 @@
         </w:tc>
         <w:tc>
           <w:tcPr>
-            <w:tcW w:type="dxa" w:w="4844"/>
+            <w:tcW w:type="dxa" w:w="4677"/>
           </w:tcPr>
           <w:p>
+            <w:pPr>
+              <w:jc w:val="left"/>
+            </w:pPr>
             <w:r/>
             <w:r>
               <w:rPr>
-                <w:rFonts w:ascii="Times New Roman" w:hAnsi="Times New Roman"/>
-                <w:sz w:val="24"/>
+                <w:rFonts w:ascii="Times New Roman" w:hAnsi="Times New Roman" w:eastAsia="Times New Roman"/>
+                <w:b w:val="0"/>
+                <w:sz w:val="20"/>
               </w:rPr>
               <w:t>Windows 11, AMD Ryzen 7 5700U (8 ядер / 16 потоков), 16 ГБ ОЗУ</w:t>
             </w:r>
@@ -194,14 +241,18 @@
       <w:tr>
         <w:tc>
           <w:tcPr>
-            <w:tcW w:type="dxa" w:w="4844"/>
+            <w:tcW w:type="dxa" w:w="4677"/>
           </w:tcPr>
           <w:p>
+            <w:pPr>
+              <w:jc w:val="left"/>
+            </w:pPr>
             <w:r/>
             <w:r>
               <w:rPr>
-                <w:rFonts w:ascii="Times New Roman" w:hAnsi="Times New Roman"/>
-                <w:sz w:val="24"/>
+                <w:rFonts w:ascii="Times New Roman" w:hAnsi="Times New Roman" w:eastAsia="Times New Roman"/>
+                <w:b w:val="0"/>
+                <w:sz w:val="20"/>
               </w:rPr>
               <w:t>DVWA</w:t>
             </w:r>
@@ -209,14 +260,18 @@
         </w:tc>
         <w:tc>
           <w:tcPr>
-            <w:tcW w:type="dxa" w:w="4844"/>
+            <w:tcW w:type="dxa" w:w="4677"/>
           </w:tcPr>
           <w:p>
+            <w:pPr>
+              <w:jc w:val="left"/>
+            </w:pPr>
             <w:r/>
             <w:r>
               <w:rPr>
-                <w:rFonts w:ascii="Times New Roman" w:hAnsi="Times New Roman"/>
-                <w:sz w:val="24"/>
+                <w:rFonts w:ascii="Times New Roman" w:hAnsi="Times New Roman" w:eastAsia="Times New Roman"/>
+                <w:b w:val="0"/>
+                <w:sz w:val="20"/>
               </w:rPr>
               <w:t>Docker-образ vulnerables/web-dvwa, http://127.0.0.1:8081, уровень high</w:t>
             </w:r>
@@ -226,14 +281,18 @@
       <w:tr>
         <w:tc>
           <w:tcPr>
-            <w:tcW w:type="dxa" w:w="4844"/>
+            <w:tcW w:type="dxa" w:w="4677"/>
           </w:tcPr>
           <w:p>
+            <w:pPr>
+              <w:jc w:val="left"/>
+            </w:pPr>
             <w:r/>
             <w:r>
               <w:rPr>
-                <w:rFonts w:ascii="Times New Roman" w:hAnsi="Times New Roman"/>
-                <w:sz w:val="24"/>
+                <w:rFonts w:ascii="Times New Roman" w:hAnsi="Times New Roman" w:eastAsia="Times New Roman"/>
+                <w:b w:val="0"/>
+                <w:sz w:val="20"/>
               </w:rPr>
               <w:t>Своё приложение</w:t>
             </w:r>
@@ -241,14 +300,18 @@
         </w:tc>
         <w:tc>
           <w:tcPr>
-            <w:tcW w:type="dxa" w:w="4844"/>
+            <w:tcW w:type="dxa" w:w="4677"/>
           </w:tcPr>
           <w:p>
+            <w:pPr>
+              <w:jc w:val="left"/>
+            </w:pPr>
             <w:r/>
             <w:r>
               <w:rPr>
-                <w:rFonts w:ascii="Times New Roman" w:hAnsi="Times New Roman"/>
-                <w:sz w:val="24"/>
+                <w:rFonts w:ascii="Times New Roman" w:hAnsi="Times New Roman" w:eastAsia="Times New Roman"/>
+                <w:b w:val="0"/>
+                <w:sz w:val="20"/>
               </w:rPr>
               <w:t>PHP 8.3, PDO/SQLite, http://127.0.0.1:8080</w:t>
             </w:r>
@@ -258,14 +321,18 @@
       <w:tr>
         <w:tc>
           <w:tcPr>
-            <w:tcW w:type="dxa" w:w="4844"/>
+            <w:tcW w:type="dxa" w:w="4677"/>
           </w:tcPr>
           <w:p>
+            <w:pPr>
+              <w:jc w:val="left"/>
+            </w:pPr>
             <w:r/>
             <w:r>
               <w:rPr>
-                <w:rFonts w:ascii="Times New Roman" w:hAnsi="Times New Roman"/>
-                <w:sz w:val="24"/>
+                <w:rFonts w:ascii="Times New Roman" w:hAnsi="Times New Roman" w:eastAsia="Times New Roman"/>
+                <w:b w:val="0"/>
+                <w:sz w:val="20"/>
               </w:rPr>
               <w:t>Переборщик</w:t>
             </w:r>
@@ -273,14 +340,18 @@
         </w:tc>
         <w:tc>
           <w:tcPr>
-            <w:tcW w:type="dxa" w:w="4844"/>
+            <w:tcW w:type="dxa" w:w="4677"/>
           </w:tcPr>
           <w:p>
+            <w:pPr>
+              <w:jc w:val="left"/>
+            </w:pPr>
             <w:r/>
             <w:r>
               <w:rPr>
-                <w:rFonts w:ascii="Times New Roman" w:hAnsi="Times New Roman"/>
-                <w:sz w:val="24"/>
+                <w:rFonts w:ascii="Times New Roman" w:hAnsi="Times New Roman" w:eastAsia="Times New Roman"/>
+                <w:b w:val="0"/>
+                <w:sz w:val="20"/>
               </w:rPr>
               <w:t>Python 3.12.4, библиотека requests</w:t>
             </w:r>
@@ -290,14 +361,18 @@
       <w:tr>
         <w:tc>
           <w:tcPr>
-            <w:tcW w:type="dxa" w:w="4844"/>
+            <w:tcW w:type="dxa" w:w="4677"/>
           </w:tcPr>
           <w:p>
+            <w:pPr>
+              <w:jc w:val="left"/>
+            </w:pPr>
             <w:r/>
             <w:r>
               <w:rPr>
-                <w:rFonts w:ascii="Times New Roman" w:hAnsi="Times New Roman"/>
-                <w:sz w:val="24"/>
+                <w:rFonts w:ascii="Times New Roman" w:hAnsi="Times New Roman" w:eastAsia="Times New Roman"/>
+                <w:b w:val="0"/>
+                <w:sz w:val="20"/>
               </w:rPr>
               <w:t>Словарь</w:t>
             </w:r>
@@ -305,14 +380,18 @@
         </w:tc>
         <w:tc>
           <w:tcPr>
-            <w:tcW w:type="dxa" w:w="4844"/>
+            <w:tcW w:type="dxa" w:w="4677"/>
           </w:tcPr>
           <w:p>
+            <w:pPr>
+              <w:jc w:val="left"/>
+            </w:pPr>
             <w:r/>
             <w:r>
               <w:rPr>
-                <w:rFonts w:ascii="Times New Roman" w:hAnsi="Times New Roman"/>
-                <w:sz w:val="24"/>
+                <w:rFonts w:ascii="Times New Roman" w:hAnsi="Times New Roman" w:eastAsia="Times New Roman"/>
+                <w:b w:val="0"/>
+                <w:sz w:val="20"/>
               </w:rPr>
               <w:t>wordlist_p4.txt, 30 паролей, пароль стенда — 20-й</w:t>
             </w:r>
@@ -322,76 +401,122 @@
     </w:tbl>
     <w:p>
       <w:pPr>
-        <w:spacing w:before="240" w:after="120"/>
-        <w:ind w:firstLine="0"/>
-        <w:jc w:val="left"/>
+        <w:spacing w:after="40"/>
+      </w:pPr>
+    </w:p>
+    <w:p>
+      <w:pPr>
+        <w:keepNext/>
+        <w:spacing w:before="280" w:after="80"/>
       </w:pPr>
       <w:r>
         <w:rPr>
+          <w:rFonts w:ascii="Times New Roman" w:hAnsi="Times New Roman" w:eastAsia="Times New Roman"/>
           <w:b/>
-          <w:sz w:val="30"/>
+          <w:sz w:val="28"/>
         </w:rPr>
         <w:t>3. Переборщик для DVWA (пункт 1)</w:t>
       </w:r>
     </w:p>
     <w:p>
+      <w:pPr>
+        <w:spacing w:after="80"/>
+        <w:ind w:firstLine="709"/>
+        <w:jc w:val="both"/>
+      </w:pPr>
       <w:r>
         <w:rPr>
+          <w:rFonts w:ascii="Times New Roman" w:hAnsi="Times New Roman" w:eastAsia="Times New Roman"/>
           <w:b w:val="0"/>
+          <w:sz w:val="24"/>
         </w:rPr>
         <w:t>Скрипт bruteforce_dvwa.py работает так. Сначала он либо входит в DVWA по логину и паролю администратора, либо принимает готовую cookie через параметр --cookie. Уровень защиты задаётся cookie security=high. Затем для каждого пароля из словаря скрипт отдельным GET-запросом открывает страницу формы и забирает из неё актуальный user_token, после чего отправляет проверочный запрос в формате из задания:</w:t>
       </w:r>
     </w:p>
     <w:p>
       <w:pPr>
-        <w:ind w:firstLine="0"/>
+        <w:spacing w:after="80"/>
+        <w:jc w:val="both"/>
       </w:pPr>
       <w:r>
         <w:rPr>
+          <w:rFonts w:ascii="Times New Roman" w:hAnsi="Times New Roman" w:eastAsia="Times New Roman"/>
           <w:b w:val="0"/>
+          <w:sz w:val="24"/>
         </w:rPr>
         <w:t>GET /vulnerabilities/brute/?username=USER&amp;password=PASS&amp;user_token=TOKEN&amp;Login=Login</w:t>
       </w:r>
     </w:p>
     <w:p>
+      <w:pPr>
+        <w:spacing w:after="80"/>
+        <w:ind w:firstLine="709"/>
+        <w:jc w:val="both"/>
+      </w:pPr>
       <w:r>
         <w:rPr>
+          <w:rFonts w:ascii="Times New Roman" w:hAnsi="Times New Roman" w:eastAsia="Times New Roman"/>
           <w:b w:val="0"/>
+          <w:sz w:val="24"/>
         </w:rPr>
         <w:t>Ответ разбирается по тексту: фраза «Welcome to the password protected area» означает успех, «Username and/or password incorrect» — неудачу, сообщение о блокировке или код 429 — что стенд прекратил принимать попытки, отдельное сообщение о неверном токене — что нужно перезапросить страницу. Если токен не подошёл, скрипт один раз повторяет попытку с новым токеном. Результат пишется в CSV: адрес, логин, число попыток, найденный пароль, время и статус.</w:t>
       </w:r>
     </w:p>
     <w:p>
+      <w:pPr>
+        <w:spacing w:after="80"/>
+        <w:ind w:firstLine="709"/>
+        <w:jc w:val="both"/>
+      </w:pPr>
       <w:r>
         <w:rPr>
+          <w:rFonts w:ascii="Times New Roman" w:hAnsi="Times New Roman" w:eastAsia="Times New Roman"/>
           <w:b w:val="0"/>
+          <w:sz w:val="24"/>
         </w:rPr>
         <w:t>Для защиты от случайного запуска по чужому адресу в скрипте есть проверка цели: разрешены localhost, петлевые и частные адреса, а также имена вида *.local. Всё остальное отклоняется с кодом возврата 2, пока не указан флаг --allow-remote. Это именно предохранитель, а не полноценная защита — при желании флаг можно обойти, но случайно вставить в команду адрес реального сайта уже не получится.</w:t>
       </w:r>
     </w:p>
     <w:p>
+      <w:pPr>
+        <w:spacing w:after="80"/>
+        <w:ind w:firstLine="709"/>
+        <w:jc w:val="both"/>
+      </w:pPr>
       <w:r>
         <w:rPr>
+          <w:rFonts w:ascii="Times New Roman" w:hAnsi="Times New Roman" w:eastAsia="Times New Roman"/>
           <w:b w:val="0"/>
+          <w:sz w:val="24"/>
         </w:rPr>
         <w:t>Запуск против DVWA:</w:t>
       </w:r>
     </w:p>
     <w:p>
       <w:pPr>
-        <w:ind w:firstLine="0"/>
+        <w:spacing w:after="80"/>
+        <w:jc w:val="both"/>
       </w:pPr>
       <w:r>
         <w:rPr>
+          <w:rFonts w:ascii="Times New Roman" w:hAnsi="Times New Roman" w:eastAsia="Times New Roman"/>
           <w:b w:val="0"/>
+          <w:sz w:val="24"/>
         </w:rPr>
         <w:t>python bruteforce_dvwa.py --url http://127.0.0.1:8081/vulnerabilities/brute/ --username admin --wordlist wordlist_p4.txt --login-url http://127.0.0.1:8081/login.php --login-username admin --login-password Summer2024! --security high --results dvwa_results.csv</w:t>
       </w:r>
     </w:p>
     <w:p>
+      <w:pPr>
+        <w:spacing w:after="80"/>
+        <w:ind w:firstLine="709"/>
+        <w:jc w:val="both"/>
+      </w:pPr>
       <w:r>
         <w:rPr>
+          <w:rFonts w:ascii="Times New Roman" w:hAnsi="Times New Roman" w:eastAsia="Times New Roman"/>
           <w:b w:val="0"/>
+          <w:sz w:val="24"/>
         </w:rPr>
         <w:t>Результат: пароль найден на 20-й попытке за 28,42 с. В среднем одна попытка заняла 1,42 с. Это время почти целиком состоит из задержки самого стенда: на уровне high DVWA при неудачном входе выполняет sleep(rand(0,3)), то есть в среднем добавляет около полутора секунд. Сам MD5 и сетевой запрос на этом фоне теряются: миллисекунды против секунд.</w:t>
       </w:r>
@@ -401,27 +526,32 @@
         <w:tblStyle w:val="TableGrid"/>
         <w:tblW w:type="auto" w:w="0"/>
         <w:jc w:val="center"/>
+        <w:tblLayout w:type="autofit"/>
         <w:tblLook w:firstColumn="1" w:firstRow="1" w:lastColumn="0" w:lastRow="0" w:noHBand="0" w:noVBand="1" w:val="04A0"/>
       </w:tblPr>
       <w:tblGrid>
-        <w:gridCol w:w="1938"/>
-        <w:gridCol w:w="1938"/>
-        <w:gridCol w:w="1938"/>
-        <w:gridCol w:w="1938"/>
-        <w:gridCol w:w="1938"/>
+        <w:gridCol w:w="1871"/>
+        <w:gridCol w:w="1871"/>
+        <w:gridCol w:w="1871"/>
+        <w:gridCol w:w="1871"/>
+        <w:gridCol w:w="1871"/>
       </w:tblGrid>
       <w:tr>
         <w:tc>
           <w:tcPr>
-            <w:tcW w:type="dxa" w:w="1938"/>
+            <w:tcW w:type="dxa" w:w="1871"/>
+            <w:shd w:fill="DCE6F1"/>
           </w:tcPr>
           <w:p>
+            <w:pPr>
+              <w:jc w:val="center"/>
+            </w:pPr>
             <w:r/>
             <w:r>
               <w:rPr>
-                <w:rFonts w:ascii="Times New Roman" w:hAnsi="Times New Roman"/>
+                <w:rFonts w:ascii="Times New Roman" w:hAnsi="Times New Roman" w:eastAsia="Times New Roman"/>
                 <w:b/>
-                <w:sz w:val="24"/>
+                <w:sz w:val="20"/>
               </w:rPr>
               <w:t>Цель</w:t>
             </w:r>
@@ -429,15 +559,19 @@
         </w:tc>
         <w:tc>
           <w:tcPr>
-            <w:tcW w:type="dxa" w:w="1938"/>
+            <w:tcW w:type="dxa" w:w="1871"/>
+            <w:shd w:fill="DCE6F1"/>
           </w:tcPr>
           <w:p>
+            <w:pPr>
+              <w:jc w:val="center"/>
+            </w:pPr>
             <w:r/>
             <w:r>
               <w:rPr>
-                <w:rFonts w:ascii="Times New Roman" w:hAnsi="Times New Roman"/>
+                <w:rFonts w:ascii="Times New Roman" w:hAnsi="Times New Roman" w:eastAsia="Times New Roman"/>
                 <w:b/>
-                <w:sz w:val="24"/>
+                <w:sz w:val="20"/>
               </w:rPr>
               <w:t>Уровень</w:t>
             </w:r>
@@ -445,15 +579,19 @@
         </w:tc>
         <w:tc>
           <w:tcPr>
-            <w:tcW w:type="dxa" w:w="1938"/>
+            <w:tcW w:type="dxa" w:w="1871"/>
+            <w:shd w:fill="DCE6F1"/>
           </w:tcPr>
           <w:p>
+            <w:pPr>
+              <w:jc w:val="center"/>
+            </w:pPr>
             <w:r/>
             <w:r>
               <w:rPr>
-                <w:rFonts w:ascii="Times New Roman" w:hAnsi="Times New Roman"/>
+                <w:rFonts w:ascii="Times New Roman" w:hAnsi="Times New Roman" w:eastAsia="Times New Roman"/>
                 <w:b/>
-                <w:sz w:val="24"/>
+                <w:sz w:val="20"/>
               </w:rPr>
               <w:t>Попыток</w:t>
             </w:r>
@@ -461,15 +599,19 @@
         </w:tc>
         <w:tc>
           <w:tcPr>
-            <w:tcW w:type="dxa" w:w="1938"/>
+            <w:tcW w:type="dxa" w:w="1871"/>
+            <w:shd w:fill="DCE6F1"/>
           </w:tcPr>
           <w:p>
+            <w:pPr>
+              <w:jc w:val="center"/>
+            </w:pPr>
             <w:r/>
             <w:r>
               <w:rPr>
-                <w:rFonts w:ascii="Times New Roman" w:hAnsi="Times New Roman"/>
+                <w:rFonts w:ascii="Times New Roman" w:hAnsi="Times New Roman" w:eastAsia="Times New Roman"/>
                 <w:b/>
-                <w:sz w:val="24"/>
+                <w:sz w:val="20"/>
               </w:rPr>
               <w:t>Результат</w:t>
             </w:r>
@@ -477,15 +619,19 @@
         </w:tc>
         <w:tc>
           <w:tcPr>
-            <w:tcW w:type="dxa" w:w="1938"/>
+            <w:tcW w:type="dxa" w:w="1871"/>
+            <w:shd w:fill="DCE6F1"/>
           </w:tcPr>
           <w:p>
+            <w:pPr>
+              <w:jc w:val="center"/>
+            </w:pPr>
             <w:r/>
             <w:r>
               <w:rPr>
-                <w:rFonts w:ascii="Times New Roman" w:hAnsi="Times New Roman"/>
+                <w:rFonts w:ascii="Times New Roman" w:hAnsi="Times New Roman" w:eastAsia="Times New Roman"/>
                 <w:b/>
-                <w:sz w:val="24"/>
+                <w:sz w:val="20"/>
               </w:rPr>
               <w:t>Время, с</w:t>
             </w:r>
@@ -495,14 +641,18 @@
       <w:tr>
         <w:tc>
           <w:tcPr>
-            <w:tcW w:type="dxa" w:w="1938"/>
+            <w:tcW w:type="dxa" w:w="1871"/>
           </w:tcPr>
           <w:p>
+            <w:pPr>
+              <w:jc w:val="left"/>
+            </w:pPr>
             <w:r/>
             <w:r>
               <w:rPr>
-                <w:rFonts w:ascii="Times New Roman" w:hAnsi="Times New Roman"/>
-                <w:sz w:val="24"/>
+                <w:rFonts w:ascii="Times New Roman" w:hAnsi="Times New Roman" w:eastAsia="Times New Roman"/>
+                <w:b w:val="0"/>
+                <w:sz w:val="20"/>
               </w:rPr>
               <w:t>DVWA, модуль bruteforce</w:t>
             </w:r>
@@ -510,14 +660,18 @@
         </w:tc>
         <w:tc>
           <w:tcPr>
-            <w:tcW w:type="dxa" w:w="1938"/>
+            <w:tcW w:type="dxa" w:w="1871"/>
           </w:tcPr>
           <w:p>
+            <w:pPr>
+              <w:jc w:val="left"/>
+            </w:pPr>
             <w:r/>
             <w:r>
               <w:rPr>
-                <w:rFonts w:ascii="Times New Roman" w:hAnsi="Times New Roman"/>
-                <w:sz w:val="24"/>
+                <w:rFonts w:ascii="Times New Roman" w:hAnsi="Times New Roman" w:eastAsia="Times New Roman"/>
+                <w:b w:val="0"/>
+                <w:sz w:val="20"/>
               </w:rPr>
               <w:t>high</w:t>
             </w:r>
@@ -525,14 +679,18 @@
         </w:tc>
         <w:tc>
           <w:tcPr>
-            <w:tcW w:type="dxa" w:w="1938"/>
+            <w:tcW w:type="dxa" w:w="1871"/>
           </w:tcPr>
           <w:p>
+            <w:pPr>
+              <w:jc w:val="left"/>
+            </w:pPr>
             <w:r/>
             <w:r>
               <w:rPr>
-                <w:rFonts w:ascii="Times New Roman" w:hAnsi="Times New Roman"/>
-                <w:sz w:val="24"/>
+                <w:rFonts w:ascii="Times New Roman" w:hAnsi="Times New Roman" w:eastAsia="Times New Roman"/>
+                <w:b w:val="0"/>
+                <w:sz w:val="20"/>
               </w:rPr>
               <w:t>20</w:t>
             </w:r>
@@ -540,14 +698,18 @@
         </w:tc>
         <w:tc>
           <w:tcPr>
-            <w:tcW w:type="dxa" w:w="1938"/>
+            <w:tcW w:type="dxa" w:w="1871"/>
           </w:tcPr>
           <w:p>
+            <w:pPr>
+              <w:jc w:val="left"/>
+            </w:pPr>
             <w:r/>
             <w:r>
               <w:rPr>
-                <w:rFonts w:ascii="Times New Roman" w:hAnsi="Times New Roman"/>
-                <w:sz w:val="24"/>
+                <w:rFonts w:ascii="Times New Roman" w:hAnsi="Times New Roman" w:eastAsia="Times New Roman"/>
+                <w:b w:val="0"/>
+                <w:sz w:val="20"/>
               </w:rPr>
               <w:t>найден пароль Summer2024!</w:t>
             </w:r>
@@ -555,14 +717,18 @@
         </w:tc>
         <w:tc>
           <w:tcPr>
-            <w:tcW w:type="dxa" w:w="1938"/>
+            <w:tcW w:type="dxa" w:w="1871"/>
           </w:tcPr>
           <w:p>
+            <w:pPr>
+              <w:jc w:val="left"/>
+            </w:pPr>
             <w:r/>
             <w:r>
               <w:rPr>
-                <w:rFonts w:ascii="Times New Roman" w:hAnsi="Times New Roman"/>
-                <w:sz w:val="24"/>
+                <w:rFonts w:ascii="Times New Roman" w:hAnsi="Times New Roman" w:eastAsia="Times New Roman"/>
+                <w:b w:val="0"/>
+                <w:sz w:val="20"/>
               </w:rPr>
               <w:t>28,42</w:t>
             </w:r>
@@ -572,14 +738,18 @@
       <w:tr>
         <w:tc>
           <w:tcPr>
-            <w:tcW w:type="dxa" w:w="1938"/>
+            <w:tcW w:type="dxa" w:w="1871"/>
           </w:tcPr>
           <w:p>
+            <w:pPr>
+              <w:jc w:val="left"/>
+            </w:pPr>
             <w:r/>
             <w:r>
               <w:rPr>
-                <w:rFonts w:ascii="Times New Roman" w:hAnsi="Times New Roman"/>
-                <w:sz w:val="24"/>
+                <w:rFonts w:ascii="Times New Roman" w:hAnsi="Times New Roman" w:eastAsia="Times New Roman"/>
+                <w:b w:val="0"/>
+                <w:sz w:val="20"/>
               </w:rPr>
               <w:t>SecureAuthApp, форма входа</w:t>
             </w:r>
@@ -587,14 +757,18 @@
         </w:tc>
         <w:tc>
           <w:tcPr>
-            <w:tcW w:type="dxa" w:w="1938"/>
+            <w:tcW w:type="dxa" w:w="1871"/>
           </w:tcPr>
           <w:p>
+            <w:pPr>
+              <w:jc w:val="left"/>
+            </w:pPr>
             <w:r/>
             <w:r>
               <w:rPr>
-                <w:rFonts w:ascii="Times New Roman" w:hAnsi="Times New Roman"/>
-                <w:sz w:val="24"/>
+                <w:rFonts w:ascii="Times New Roman" w:hAnsi="Times New Roman" w:eastAsia="Times New Roman"/>
+                <w:b w:val="0"/>
+                <w:sz w:val="20"/>
               </w:rPr>
               <w:t>—</w:t>
             </w:r>
@@ -602,14 +776,18 @@
         </w:tc>
         <w:tc>
           <w:tcPr>
-            <w:tcW w:type="dxa" w:w="1938"/>
+            <w:tcW w:type="dxa" w:w="1871"/>
           </w:tcPr>
           <w:p>
+            <w:pPr>
+              <w:jc w:val="left"/>
+            </w:pPr>
             <w:r/>
             <w:r>
               <w:rPr>
-                <w:rFonts w:ascii="Times New Roman" w:hAnsi="Times New Roman"/>
-                <w:sz w:val="24"/>
+                <w:rFonts w:ascii="Times New Roman" w:hAnsi="Times New Roman" w:eastAsia="Times New Roman"/>
+                <w:b w:val="0"/>
+                <w:sz w:val="20"/>
               </w:rPr>
               <w:t>6</w:t>
             </w:r>
@@ -617,14 +795,18 @@
         </w:tc>
         <w:tc>
           <w:tcPr>
-            <w:tcW w:type="dxa" w:w="1938"/>
+            <w:tcW w:type="dxa" w:w="1871"/>
           </w:tcPr>
           <w:p>
+            <w:pPr>
+              <w:jc w:val="left"/>
+            </w:pPr>
             <w:r/>
             <w:r>
               <w:rPr>
-                <w:rFonts w:ascii="Times New Roman" w:hAnsi="Times New Roman"/>
-                <w:sz w:val="24"/>
+                <w:rFonts w:ascii="Times New Roman" w:hAnsi="Times New Roman" w:eastAsia="Times New Roman"/>
+                <w:b w:val="0"/>
+                <w:sz w:val="20"/>
               </w:rPr>
               <w:t>сработала блокировка, пароль не найден</w:t>
             </w:r>
@@ -632,14 +814,18 @@
         </w:tc>
         <w:tc>
           <w:tcPr>
-            <w:tcW w:type="dxa" w:w="1938"/>
+            <w:tcW w:type="dxa" w:w="1871"/>
           </w:tcPr>
           <w:p>
+            <w:pPr>
+              <w:jc w:val="left"/>
+            </w:pPr>
             <w:r/>
             <w:r>
               <w:rPr>
-                <w:rFonts w:ascii="Times New Roman" w:hAnsi="Times New Roman"/>
-                <w:sz w:val="24"/>
+                <w:rFonts w:ascii="Times New Roman" w:hAnsi="Times New Roman" w:eastAsia="Times New Roman"/>
+                <w:b w:val="0"/>
+                <w:sz w:val="20"/>
               </w:rPr>
               <w:t>6,22</w:t>
             </w:r>
@@ -648,31 +834,50 @@
       </w:tr>
     </w:tbl>
     <w:p>
+      <w:pPr>
+        <w:spacing w:after="40"/>
+      </w:pPr>
+    </w:p>
+    <w:p>
+      <w:pPr>
+        <w:spacing w:after="80"/>
+        <w:ind w:firstLine="709"/>
+        <w:jc w:val="both"/>
+      </w:pPr>
       <w:r>
         <w:rPr>
+          <w:rFonts w:ascii="Times New Roman" w:hAnsi="Times New Roman" w:eastAsia="Times New Roman"/>
           <w:b w:val="0"/>
+          <w:sz w:val="24"/>
         </w:rPr>
         <w:t>Отдельно стоит сказать про user_token. На первый взгляд он выглядит как защита от перебора, но от перебора он не защищает совсем: это CSRF-токен, он нужен, чтобы чужой сайт не мог отправить форму от имени пользователя. Скрипт — не чужой сайт, а обычный HTTP-клиент: он честно заходит на страницу и получает свежий токен перед каждой попыткой, как это сделал бы браузер. Поэтому наличие токена меняет только количество запросов (два вместо одного), но не останавливает подбор.</w:t>
       </w:r>
     </w:p>
     <w:p>
       <w:pPr>
-        <w:spacing w:before="240" w:after="120"/>
-        <w:ind w:firstLine="0"/>
-        <w:jc w:val="left"/>
+        <w:keepNext/>
+        <w:spacing w:before="280" w:after="80"/>
       </w:pPr>
       <w:r>
         <w:rPr>
+          <w:rFonts w:ascii="Times New Roman" w:hAnsi="Times New Roman" w:eastAsia="Times New Roman"/>
           <w:b/>
-          <w:sz w:val="30"/>
+          <w:sz w:val="28"/>
         </w:rPr>
         <w:t>4. Код-ревью формы входа (пункт 2)</w:t>
       </w:r>
     </w:p>
     <w:p>
+      <w:pPr>
+        <w:spacing w:after="80"/>
+        <w:ind w:firstLine="709"/>
+        <w:jc w:val="both"/>
+      </w:pPr>
       <w:r>
         <w:rPr>
+          <w:rFonts w:ascii="Times New Roman" w:hAnsi="Times New Roman" w:eastAsia="Times New Roman"/>
           <w:b w:val="0"/>
+          <w:sz w:val="24"/>
         </w:rPr>
         <w:t>Код модуля bruteforce в DVWA отличается по уровням. На low нет вообще ничего: ни экранирования, ни токена, ни задержки. На medium добавлен mysqli_real_escape_string для логина и пароля и sleep(2) при неудаче. На high к этому добавлены stripslashes, проверка user_token через checkToken и sleep(rand(0,3)). При этом SQL-запрос на всех трёх уровнях по-прежнему собирается конкатенацией строк, а пароль по-прежнему хешируется через md5(). Именно это и показывает, что «высокий» уровень в учебном приложении означает лишь усложнение эксплуатации, а не исправление архитектуры.</w:t>
       </w:r>
@@ -682,25 +887,30 @@
         <w:tblStyle w:val="TableGrid"/>
         <w:tblW w:type="auto" w:w="0"/>
         <w:jc w:val="center"/>
+        <w:tblLayout w:type="autofit"/>
         <w:tblLook w:firstColumn="1" w:firstRow="1" w:lastColumn="0" w:lastRow="0" w:noHBand="0" w:noVBand="1" w:val="04A0"/>
       </w:tblPr>
       <w:tblGrid>
-        <w:gridCol w:w="3230"/>
-        <w:gridCol w:w="3230"/>
-        <w:gridCol w:w="3230"/>
+        <w:gridCol w:w="3118"/>
+        <w:gridCol w:w="3118"/>
+        <w:gridCol w:w="3118"/>
       </w:tblGrid>
       <w:tr>
         <w:tc>
           <w:tcPr>
-            <w:tcW w:type="dxa" w:w="3230"/>
+            <w:tcW w:type="dxa" w:w="3118"/>
+            <w:shd w:fill="DCE6F1"/>
           </w:tcPr>
           <w:p>
+            <w:pPr>
+              <w:jc w:val="center"/>
+            </w:pPr>
             <w:r/>
             <w:r>
               <w:rPr>
-                <w:rFonts w:ascii="Times New Roman" w:hAnsi="Times New Roman"/>
+                <w:rFonts w:ascii="Times New Roman" w:hAnsi="Times New Roman" w:eastAsia="Times New Roman"/>
                 <w:b/>
-                <w:sz w:val="24"/>
+                <w:sz w:val="20"/>
               </w:rPr>
               <w:t>CWE</w:t>
             </w:r>
@@ -708,15 +918,19 @@
         </w:tc>
         <w:tc>
           <w:tcPr>
-            <w:tcW w:type="dxa" w:w="3230"/>
+            <w:tcW w:type="dxa" w:w="3118"/>
+            <w:shd w:fill="DCE6F1"/>
           </w:tcPr>
           <w:p>
+            <w:pPr>
+              <w:jc w:val="center"/>
+            </w:pPr>
             <w:r/>
             <w:r>
               <w:rPr>
-                <w:rFonts w:ascii="Times New Roman" w:hAnsi="Times New Roman"/>
+                <w:rFonts w:ascii="Times New Roman" w:hAnsi="Times New Roman" w:eastAsia="Times New Roman"/>
                 <w:b/>
-                <w:sz w:val="24"/>
+                <w:sz w:val="20"/>
               </w:rPr>
               <w:t>Где проявляется</w:t>
             </w:r>
@@ -724,15 +938,19 @@
         </w:tc>
         <w:tc>
           <w:tcPr>
-            <w:tcW w:type="dxa" w:w="3230"/>
+            <w:tcW w:type="dxa" w:w="3118"/>
+            <w:shd w:fill="DCE6F1"/>
           </w:tcPr>
           <w:p>
+            <w:pPr>
+              <w:jc w:val="center"/>
+            </w:pPr>
             <w:r/>
             <w:r>
               <w:rPr>
-                <w:rFonts w:ascii="Times New Roman" w:hAnsi="Times New Roman"/>
+                <w:rFonts w:ascii="Times New Roman" w:hAnsi="Times New Roman" w:eastAsia="Times New Roman"/>
                 <w:b/>
-                <w:sz w:val="24"/>
+                <w:sz w:val="20"/>
               </w:rPr>
               <w:t>В чём проблема</w:t>
             </w:r>
@@ -742,31 +960,37 @@
       <w:tr>
         <w:tc>
           <w:tcPr>
-            <w:tcW w:type="dxa" w:w="3230"/>
+            <w:tcW w:type="dxa" w:w="3118"/>
           </w:tcPr>
           <w:p>
+            <w:pPr>
+              <w:jc w:val="left"/>
+            </w:pPr>
             <w:r/>
             <w:r>
               <w:rPr>
-                <w:rFonts w:ascii="Times New Roman" w:hAnsi="Times New Roman"/>
-                <w:sz w:val="24"/>
+                <w:rFonts w:ascii="Times New Roman" w:hAnsi="Times New Roman" w:eastAsia="Times New Roman"/>
+                <w:b w:val="0"/>
+                <w:sz w:val="20"/>
               </w:rPr>
-              <w:t>CWE-89</w:t>
-              <w:br/>
-              <w:t>SQL injection</w:t>
+              <w:t>CWE-89 SQL injection</w:t>
             </w:r>
           </w:p>
         </w:tc>
         <w:tc>
           <w:tcPr>
-            <w:tcW w:type="dxa" w:w="3230"/>
+            <w:tcW w:type="dxa" w:w="3118"/>
           </w:tcPr>
           <w:p>
+            <w:pPr>
+              <w:jc w:val="left"/>
+            </w:pPr>
             <w:r/>
             <w:r>
               <w:rPr>
-                <w:rFonts w:ascii="Times New Roman" w:hAnsi="Times New Roman"/>
-                <w:sz w:val="24"/>
+                <w:rFonts w:ascii="Times New Roman" w:hAnsi="Times New Roman" w:eastAsia="Times New Roman"/>
+                <w:b w:val="0"/>
+                <w:sz w:val="20"/>
               </w:rPr>
               <w:t>SELECT * FROM users WHERE user = '$user' AND password = '$pass'</w:t>
             </w:r>
@@ -774,14 +998,18 @@
         </w:tc>
         <w:tc>
           <w:tcPr>
-            <w:tcW w:type="dxa" w:w="3230"/>
+            <w:tcW w:type="dxa" w:w="3118"/>
           </w:tcPr>
           <w:p>
+            <w:pPr>
+              <w:jc w:val="left"/>
+            </w:pPr>
             <w:r/>
             <w:r>
               <w:rPr>
-                <w:rFonts w:ascii="Times New Roman" w:hAnsi="Times New Roman"/>
-                <w:sz w:val="24"/>
+                <w:rFonts w:ascii="Times New Roman" w:hAnsi="Times New Roman" w:eastAsia="Times New Roman"/>
+                <w:b w:val="0"/>
+                <w:sz w:val="20"/>
               </w:rPr>
               <w:t>Логин и пароль подставляются в текст SQL. На low ввод вида ' OR '1'='1' -- обходит проверку пароля. На medium/high используется mysqli_real_escape_string, но это ручное экранирование под конкретный драйвер, а не подготовленные выражения; правильное решение — параметры запроса.</w:t>
             </w:r>
@@ -791,31 +1019,37 @@
       <w:tr>
         <w:tc>
           <w:tcPr>
-            <w:tcW w:type="dxa" w:w="3230"/>
+            <w:tcW w:type="dxa" w:w="3118"/>
           </w:tcPr>
           <w:p>
+            <w:pPr>
+              <w:jc w:val="left"/>
+            </w:pPr>
             <w:r/>
             <w:r>
               <w:rPr>
-                <w:rFonts w:ascii="Times New Roman" w:hAnsi="Times New Roman"/>
-                <w:sz w:val="24"/>
+                <w:rFonts w:ascii="Times New Roman" w:hAnsi="Times New Roman" w:eastAsia="Times New Roman"/>
+                <w:b w:val="0"/>
+                <w:sz w:val="20"/>
               </w:rPr>
-              <w:t>CWE-327 / CWE-916</w:t>
-              <w:br/>
-              <w:t>Слабый алгоритм хеширования</w:t>
+              <w:t>CWE-327 / CWE-916 Слабый алгоритм хеширования</w:t>
             </w:r>
           </w:p>
         </w:tc>
         <w:tc>
           <w:tcPr>
-            <w:tcW w:type="dxa" w:w="3230"/>
+            <w:tcW w:type="dxa" w:w="3118"/>
           </w:tcPr>
           <w:p>
+            <w:pPr>
+              <w:jc w:val="left"/>
+            </w:pPr>
             <w:r/>
             <w:r>
               <w:rPr>
-                <w:rFonts w:ascii="Times New Roman" w:hAnsi="Times New Roman"/>
-                <w:sz w:val="24"/>
+                <w:rFonts w:ascii="Times New Roman" w:hAnsi="Times New Roman" w:eastAsia="Times New Roman"/>
+                <w:b w:val="0"/>
+                <w:sz w:val="20"/>
               </w:rPr>
               <w:t>$pass = md5($pass);</w:t>
             </w:r>
@@ -823,14 +1057,18 @@
         </w:tc>
         <w:tc>
           <w:tcPr>
-            <w:tcW w:type="dxa" w:w="3230"/>
+            <w:tcW w:type="dxa" w:w="3118"/>
           </w:tcPr>
           <w:p>
+            <w:pPr>
+              <w:jc w:val="left"/>
+            </w:pPr>
             <w:r/>
             <w:r>
               <w:rPr>
-                <w:rFonts w:ascii="Times New Roman" w:hAnsi="Times New Roman"/>
-                <w:sz w:val="24"/>
+                <w:rFonts w:ascii="Times New Roman" w:hAnsi="Times New Roman" w:eastAsia="Times New Roman"/>
+                <w:b w:val="0"/>
+                <w:sz w:val="20"/>
               </w:rPr>
               <w:t>MD5 быстрый, без соли и без параметра стоимости. Одинаковые пароли дают одинаковые хэши, а скорость вычисления делает словарь и радужные таблицы очень эффективными.</w:t>
             </w:r>
@@ -840,31 +1078,37 @@
       <w:tr>
         <w:tc>
           <w:tcPr>
-            <w:tcW w:type="dxa" w:w="3230"/>
+            <w:tcW w:type="dxa" w:w="3118"/>
           </w:tcPr>
           <w:p>
+            <w:pPr>
+              <w:jc w:val="left"/>
+            </w:pPr>
             <w:r/>
             <w:r>
               <w:rPr>
-                <w:rFonts w:ascii="Times New Roman" w:hAnsi="Times New Roman"/>
-                <w:sz w:val="24"/>
+                <w:rFonts w:ascii="Times New Roman" w:hAnsi="Times New Roman" w:eastAsia="Times New Roman"/>
+                <w:b w:val="0"/>
+                <w:sz w:val="20"/>
               </w:rPr>
-              <w:t>CWE-307</w:t>
-              <w:br/>
-              <w:t>Нет ограничения попыток</w:t>
+              <w:t>CWE-307 Нет ограничения попыток</w:t>
             </w:r>
           </w:p>
         </w:tc>
         <w:tc>
           <w:tcPr>
-            <w:tcW w:type="dxa" w:w="3230"/>
+            <w:tcW w:type="dxa" w:w="3118"/>
           </w:tcPr>
           <w:p>
+            <w:pPr>
+              <w:jc w:val="left"/>
+            </w:pPr>
             <w:r/>
             <w:r>
               <w:rPr>
-                <w:rFonts w:ascii="Times New Roman" w:hAnsi="Times New Roman"/>
-                <w:sz w:val="24"/>
+                <w:rFonts w:ascii="Times New Roman" w:hAnsi="Times New Roman" w:eastAsia="Times New Roman"/>
+                <w:b w:val="0"/>
+                <w:sz w:val="20"/>
               </w:rPr>
               <w:t>Весь обработчик формы</w:t>
             </w:r>
@@ -872,14 +1116,18 @@
         </w:tc>
         <w:tc>
           <w:tcPr>
-            <w:tcW w:type="dxa" w:w="3230"/>
+            <w:tcW w:type="dxa" w:w="3118"/>
           </w:tcPr>
           <w:p>
+            <w:pPr>
+              <w:jc w:val="left"/>
+            </w:pPr>
             <w:r/>
             <w:r>
               <w:rPr>
-                <w:rFonts w:ascii="Times New Roman" w:hAnsi="Times New Roman"/>
-                <w:sz w:val="24"/>
+                <w:rFonts w:ascii="Times New Roman" w:hAnsi="Times New Roman" w:eastAsia="Times New Roman"/>
+                <w:b w:val="0"/>
+                <w:sz w:val="20"/>
               </w:rPr>
               <w:t>Ни счётчика неудач, ни блокировки, ни капчи. sleep(2) на medium и sleep(rand(0,3)) на high только замедляют перебор, но не ограничивают число попыток: скрипт просто работает дольше и всё равно доходит до конца словаря.</w:t>
             </w:r>
@@ -889,31 +1137,37 @@
       <w:tr>
         <w:tc>
           <w:tcPr>
-            <w:tcW w:type="dxa" w:w="3230"/>
+            <w:tcW w:type="dxa" w:w="3118"/>
           </w:tcPr>
           <w:p>
+            <w:pPr>
+              <w:jc w:val="left"/>
+            </w:pPr>
             <w:r/>
             <w:r>
               <w:rPr>
-                <w:rFonts w:ascii="Times New Roman" w:hAnsi="Times New Roman"/>
-                <w:sz w:val="24"/>
+                <w:rFonts w:ascii="Times New Roman" w:hAnsi="Times New Roman" w:eastAsia="Times New Roman"/>
+                <w:b w:val="0"/>
+                <w:sz w:val="20"/>
               </w:rPr>
-              <w:t>CWE-598</w:t>
-              <w:br/>
-              <w:t>Пароль в GET-запросе</w:t>
+              <w:t>CWE-598 Пароль в GET-запросе</w:t>
             </w:r>
           </w:p>
         </w:tc>
         <w:tc>
           <w:tcPr>
-            <w:tcW w:type="dxa" w:w="3230"/>
+            <w:tcW w:type="dxa" w:w="3118"/>
           </w:tcPr>
           <w:p>
+            <w:pPr>
+              <w:jc w:val="left"/>
+            </w:pPr>
             <w:r/>
             <w:r>
               <w:rPr>
-                <w:rFonts w:ascii="Times New Roman" w:hAnsi="Times New Roman"/>
-                <w:sz w:val="24"/>
+                <w:rFonts w:ascii="Times New Roman" w:hAnsi="Times New Roman" w:eastAsia="Times New Roman"/>
+                <w:b w:val="0"/>
+                <w:sz w:val="20"/>
               </w:rPr>
               <w:t>username, password, user_token, Login в URL</w:t>
             </w:r>
@@ -921,14 +1175,18 @@
         </w:tc>
         <w:tc>
           <w:tcPr>
-            <w:tcW w:type="dxa" w:w="3230"/>
+            <w:tcW w:type="dxa" w:w="3118"/>
           </w:tcPr>
           <w:p>
+            <w:pPr>
+              <w:jc w:val="left"/>
+            </w:pPr>
             <w:r/>
             <w:r>
               <w:rPr>
-                <w:rFonts w:ascii="Times New Roman" w:hAnsi="Times New Roman"/>
-                <w:sz w:val="24"/>
+                <w:rFonts w:ascii="Times New Roman" w:hAnsi="Times New Roman" w:eastAsia="Times New Roman"/>
+                <w:b w:val="0"/>
+                <w:sz w:val="20"/>
               </w:rPr>
               <w:t>Пароль попадает в историю браузера, журналы веб-сервера и прокси, а также может уйти в заголовке Referer. Для формы входа нужен POST с телом запроса.</w:t>
             </w:r>
@@ -938,31 +1196,37 @@
       <w:tr>
         <w:tc>
           <w:tcPr>
-            <w:tcW w:type="dxa" w:w="3230"/>
+            <w:tcW w:type="dxa" w:w="3118"/>
           </w:tcPr>
           <w:p>
+            <w:pPr>
+              <w:jc w:val="left"/>
+            </w:pPr>
             <w:r/>
             <w:r>
               <w:rPr>
-                <w:rFonts w:ascii="Times New Roman" w:hAnsi="Times New Roman"/>
-                <w:sz w:val="24"/>
+                <w:rFonts w:ascii="Times New Roman" w:hAnsi="Times New Roman" w:eastAsia="Times New Roman"/>
+                <w:b w:val="0"/>
+                <w:sz w:val="20"/>
               </w:rPr>
-              <w:t>CWE-209</w:t>
-              <w:br/>
-              <w:t>Утечка через сообщение об ошибке</w:t>
+              <w:t>CWE-209 Утечка через сообщение об ошибке</w:t>
             </w:r>
           </w:p>
         </w:tc>
         <w:tc>
           <w:tcPr>
-            <w:tcW w:type="dxa" w:w="3230"/>
+            <w:tcW w:type="dxa" w:w="3118"/>
           </w:tcPr>
           <w:p>
+            <w:pPr>
+              <w:jc w:val="left"/>
+            </w:pPr>
             <w:r/>
             <w:r>
               <w:rPr>
-                <w:rFonts w:ascii="Times New Roman" w:hAnsi="Times New Roman"/>
-                <w:sz w:val="24"/>
+                <w:rFonts w:ascii="Times New Roman" w:hAnsi="Times New Roman" w:eastAsia="Times New Roman"/>
+                <w:b w:val="0"/>
+                <w:sz w:val="20"/>
               </w:rPr>
               <w:t>mysqli_query(...) or die(mysqli_error(...))</w:t>
             </w:r>
@@ -970,14 +1234,18 @@
         </w:tc>
         <w:tc>
           <w:tcPr>
-            <w:tcW w:type="dxa" w:w="3230"/>
+            <w:tcW w:type="dxa" w:w="3118"/>
           </w:tcPr>
           <w:p>
+            <w:pPr>
+              <w:jc w:val="left"/>
+            </w:pPr>
             <w:r/>
             <w:r>
               <w:rPr>
-                <w:rFonts w:ascii="Times New Roman" w:hAnsi="Times New Roman"/>
-                <w:sz w:val="24"/>
+                <w:rFonts w:ascii="Times New Roman" w:hAnsi="Times New Roman" w:eastAsia="Times New Roman"/>
+                <w:b w:val="0"/>
+                <w:sz w:val="20"/>
               </w:rPr>
               <w:t>При ошибке SQL наружу выводится текст ошибки СУБД. Это раскрывает структуру таблиц и помогает строить дальнейшие инъекции.</w:t>
             </w:r>
@@ -987,31 +1255,37 @@
       <w:tr>
         <w:tc>
           <w:tcPr>
-            <w:tcW w:type="dxa" w:w="3230"/>
+            <w:tcW w:type="dxa" w:w="3118"/>
           </w:tcPr>
           <w:p>
+            <w:pPr>
+              <w:jc w:val="left"/>
+            </w:pPr>
             <w:r/>
             <w:r>
               <w:rPr>
-                <w:rFonts w:ascii="Times New Roman" w:hAnsi="Times New Roman"/>
-                <w:sz w:val="24"/>
+                <w:rFonts w:ascii="Times New Roman" w:hAnsi="Times New Roman" w:eastAsia="Times New Roman"/>
+                <w:b w:val="0"/>
+                <w:sz w:val="20"/>
               </w:rPr>
-              <w:t>CWE-79</w:t>
-              <w:br/>
-              <w:t>XSS</w:t>
+              <w:t>CWE-79 XSS</w:t>
             </w:r>
           </w:p>
         </w:tc>
         <w:tc>
           <w:tcPr>
-            <w:tcW w:type="dxa" w:w="3230"/>
+            <w:tcW w:type="dxa" w:w="3118"/>
           </w:tcPr>
           <w:p>
+            <w:pPr>
+              <w:jc w:val="left"/>
+            </w:pPr>
             <w:r/>
             <w:r>
               <w:rPr>
-                <w:rFonts w:ascii="Times New Roman" w:hAnsi="Times New Roman"/>
-                <w:sz w:val="24"/>
+                <w:rFonts w:ascii="Times New Roman" w:hAnsi="Times New Roman" w:eastAsia="Times New Roman"/>
+                <w:b w:val="0"/>
+                <w:sz w:val="20"/>
               </w:rPr>
               <w:t>$html .= "... {$user}"; $html .= "&lt;img src=\"{$avatar}\" /&gt;";</w:t>
             </w:r>
@@ -1019,14 +1293,18 @@
         </w:tc>
         <w:tc>
           <w:tcPr>
-            <w:tcW w:type="dxa" w:w="3230"/>
+            <w:tcW w:type="dxa" w:w="3118"/>
           </w:tcPr>
           <w:p>
+            <w:pPr>
+              <w:jc w:val="left"/>
+            </w:pPr>
             <w:r/>
             <w:r>
               <w:rPr>
-                <w:rFonts w:ascii="Times New Roman" w:hAnsi="Times New Roman"/>
-                <w:sz w:val="24"/>
+                <w:rFonts w:ascii="Times New Roman" w:hAnsi="Times New Roman" w:eastAsia="Times New Roman"/>
+                <w:b w:val="0"/>
+                <w:sz w:val="20"/>
               </w:rPr>
               <w:t>Логин и аватар вставляются в HTML без htmlspecialchars(). Для эксплуатации нужен пользователь с HTML в имени или аватаре, поэтому это скорее отложенный дефект, но правильное экранирование обязательно.</w:t>
             </w:r>
@@ -1036,31 +1314,37 @@
       <w:tr>
         <w:tc>
           <w:tcPr>
-            <w:tcW w:type="dxa" w:w="3230"/>
+            <w:tcW w:type="dxa" w:w="3118"/>
           </w:tcPr>
           <w:p>
+            <w:pPr>
+              <w:jc w:val="left"/>
+            </w:pPr>
             <w:r/>
             <w:r>
               <w:rPr>
-                <w:rFonts w:ascii="Times New Roman" w:hAnsi="Times New Roman"/>
-                <w:sz w:val="24"/>
+                <w:rFonts w:ascii="Times New Roman" w:hAnsi="Times New Roman" w:eastAsia="Times New Roman"/>
+                <w:b w:val="0"/>
+                <w:sz w:val="20"/>
               </w:rPr>
-              <w:t>CWE-1004 / CWE-614</w:t>
-              <w:br/>
-              <w:t>Cookie без защиты</w:t>
+              <w:t>CWE-1004 / CWE-614 Cookie без защиты</w:t>
             </w:r>
           </w:p>
         </w:tc>
         <w:tc>
           <w:tcPr>
-            <w:tcW w:type="dxa" w:w="3230"/>
+            <w:tcW w:type="dxa" w:w="3118"/>
           </w:tcPr>
           <w:p>
+            <w:pPr>
+              <w:jc w:val="left"/>
+            </w:pPr>
             <w:r/>
             <w:r>
               <w:rPr>
-                <w:rFonts w:ascii="Times New Roman" w:hAnsi="Times New Roman"/>
-                <w:sz w:val="24"/>
+                <w:rFonts w:ascii="Times New Roman" w:hAnsi="Times New Roman" w:eastAsia="Times New Roman"/>
+                <w:b w:val="0"/>
+                <w:sz w:val="20"/>
               </w:rPr>
               <w:t>Set-Cookie: PHPSESSID=...; path=/</w:t>
             </w:r>
@@ -1068,14 +1352,18 @@
         </w:tc>
         <w:tc>
           <w:tcPr>
-            <w:tcW w:type="dxa" w:w="3230"/>
+            <w:tcW w:type="dxa" w:w="3118"/>
           </w:tcPr>
           <w:p>
+            <w:pPr>
+              <w:jc w:val="left"/>
+            </w:pPr>
             <w:r/>
             <w:r>
               <w:rPr>
-                <w:rFonts w:ascii="Times New Roman" w:hAnsi="Times New Roman"/>
-                <w:sz w:val="24"/>
+                <w:rFonts w:ascii="Times New Roman" w:hAnsi="Times New Roman" w:eastAsia="Times New Roman"/>
+                <w:b w:val="0"/>
+                <w:sz w:val="20"/>
               </w:rPr>
               <w:t>У сессионной cookie нет HttpOnly, SameSite и Secure. Её можно прочитать из JavaScript при XSS и отправить с чужого сайта; по HTTPS она тоже пойдёт без признака Secure.</w:t>
             </w:r>
@@ -1085,31 +1373,37 @@
       <w:tr>
         <w:tc>
           <w:tcPr>
-            <w:tcW w:type="dxa" w:w="3230"/>
+            <w:tcW w:type="dxa" w:w="3118"/>
           </w:tcPr>
           <w:p>
+            <w:pPr>
+              <w:jc w:val="left"/>
+            </w:pPr>
             <w:r/>
             <w:r>
               <w:rPr>
-                <w:rFonts w:ascii="Times New Roman" w:hAnsi="Times New Roman"/>
-                <w:sz w:val="24"/>
+                <w:rFonts w:ascii="Times New Roman" w:hAnsi="Times New Roman" w:eastAsia="Times New Roman"/>
+                <w:b w:val="0"/>
+                <w:sz w:val="20"/>
               </w:rPr>
-              <w:t>CWE-693</w:t>
-              <w:br/>
-              <w:t>Нет защитных заголовков</w:t>
+              <w:t>CWE-693 Нет защитных заголовков</w:t>
             </w:r>
           </w:p>
         </w:tc>
         <w:tc>
           <w:tcPr>
-            <w:tcW w:type="dxa" w:w="3230"/>
+            <w:tcW w:type="dxa" w:w="3118"/>
           </w:tcPr>
           <w:p>
+            <w:pPr>
+              <w:jc w:val="left"/>
+            </w:pPr>
             <w:r/>
             <w:r>
               <w:rPr>
-                <w:rFonts w:ascii="Times New Roman" w:hAnsi="Times New Roman"/>
-                <w:sz w:val="24"/>
+                <w:rFonts w:ascii="Times New Roman" w:hAnsi="Times New Roman" w:eastAsia="Times New Roman"/>
+                <w:b w:val="0"/>
+                <w:sz w:val="20"/>
               </w:rPr>
               <w:t>HTTP-ответы DVWA</w:t>
             </w:r>
@@ -1117,14 +1411,18 @@
         </w:tc>
         <w:tc>
           <w:tcPr>
-            <w:tcW w:type="dxa" w:w="3230"/>
+            <w:tcW w:type="dxa" w:w="3118"/>
           </w:tcPr>
           <w:p>
+            <w:pPr>
+              <w:jc w:val="left"/>
+            </w:pPr>
             <w:r/>
             <w:r>
               <w:rPr>
-                <w:rFonts w:ascii="Times New Roman" w:hAnsi="Times New Roman"/>
-                <w:sz w:val="24"/>
+                <w:rFonts w:ascii="Times New Roman" w:hAnsi="Times New Roman" w:eastAsia="Times New Roman"/>
+                <w:b w:val="0"/>
+                <w:sz w:val="20"/>
               </w:rPr>
               <w:t>Нет X-Frame-Options, Content-Security-Policy и X-Content-Type-Options. Страницу можно встроить в iframe (кликджекинг), а браузеру не запрещено угадывать MIME-тип.</w:t>
             </w:r>
@@ -1133,39 +1431,65 @@
       </w:tr>
     </w:tbl>
     <w:p>
+      <w:pPr>
+        <w:spacing w:after="40"/>
+      </w:pPr>
+    </w:p>
+    <w:p>
+      <w:pPr>
+        <w:spacing w:after="80"/>
+        <w:ind w:firstLine="709"/>
+        <w:jc w:val="both"/>
+      </w:pPr>
       <w:r>
         <w:rPr>
+          <w:rFonts w:ascii="Times New Roman" w:hAnsi="Times New Roman" w:eastAsia="Times New Roman"/>
           <w:b w:val="0"/>
+          <w:sz w:val="24"/>
         </w:rPr>
         <w:t>CSRF-токен на high закрывает CWE-352, и это единственное серьёзное исправление по сравнению с low. Но к перебору оно отношения не имеет: токен проверяет источник запроса, а не количество попыток. Поэтому high уровень и был выбран для перебора — он показывает, что даже «самый защищённый» вариант DVWA всё равно подбирается словарём.</w:t>
       </w:r>
     </w:p>
     <w:p>
       <w:pPr>
-        <w:spacing w:before="240" w:after="120"/>
-        <w:ind w:firstLine="0"/>
-        <w:jc w:val="left"/>
+        <w:keepNext/>
+        <w:spacing w:before="280" w:after="80"/>
       </w:pPr>
       <w:r>
         <w:rPr>
+          <w:rFonts w:ascii="Times New Roman" w:hAnsi="Times New Roman" w:eastAsia="Times New Roman"/>
           <w:b/>
-          <w:sz w:val="30"/>
+          <w:sz w:val="28"/>
         </w:rPr>
         <w:t>5. Собственная система аутентификации (пункт 3)</w:t>
       </w:r>
     </w:p>
     <w:p>
+      <w:pPr>
+        <w:spacing w:after="80"/>
+        <w:ind w:firstLine="709"/>
+        <w:jc w:val="both"/>
+      </w:pPr>
       <w:r>
         <w:rPr>
+          <w:rFonts w:ascii="Times New Roman" w:hAnsi="Times New Roman" w:eastAsia="Times New Roman"/>
           <w:b w:val="0"/>
+          <w:sz w:val="24"/>
         </w:rPr>
         <w:t>Приложение лежит в папке SecureAuthApp и не использует ни фреймворков, ни Composer — только PHP и расширение PDO SQLite. Точки входа находятся в public/: index.php, register.php, login.php, dashboard.php и logout.php. Общая настройка сессии, заголовков и обработки ошибок вынесена в src/bootstrap.php, чтобы её нельзя было забыть на отдельной странице. Работа с БД — в src/db.php, CSRF — в src/csrf.php, учёт попыток — в src/rate_limit.php, настройки — в src/config.php. Схема таблиц описана в schema.sql, а тестового пользователя удобно создавать через tools/seed_user.php.</w:t>
       </w:r>
     </w:p>
     <w:p>
+      <w:pPr>
+        <w:spacing w:after="80"/>
+        <w:ind w:firstLine="709"/>
+        <w:jc w:val="both"/>
+      </w:pPr>
       <w:r>
         <w:rPr>
+          <w:rFonts w:ascii="Times New Roman" w:hAnsi="Times New Roman" w:eastAsia="Times New Roman"/>
           <w:b w:val="0"/>
+          <w:sz w:val="24"/>
         </w:rPr>
         <w:t>Форма входа намеренно оставлена GET-запросом с теми же именами параметров, что и в задании: username, password, user_token, Login. Это требование пункта 3, и оно же является единственным сознательно оставленным компромиссом — про него ниже, в разделе остаточных рисков. Регистрация и выход, где совместимость с чужим форматом не требуется, сделаны через POST.</w:t>
       </w:r>
@@ -1175,24 +1499,29 @@
         <w:tblStyle w:val="TableGrid"/>
         <w:tblW w:type="auto" w:w="0"/>
         <w:jc w:val="center"/>
+        <w:tblLayout w:type="autofit"/>
         <w:tblLook w:firstColumn="1" w:firstRow="1" w:lastColumn="0" w:lastRow="0" w:noHBand="0" w:noVBand="1" w:val="04A0"/>
       </w:tblPr>
       <w:tblGrid>
-        <w:gridCol w:w="4844"/>
-        <w:gridCol w:w="4844"/>
+        <w:gridCol w:w="4677"/>
+        <w:gridCol w:w="4677"/>
       </w:tblGrid>
       <w:tr>
         <w:tc>
           <w:tcPr>
-            <w:tcW w:type="dxa" w:w="4844"/>
+            <w:tcW w:type="dxa" w:w="4677"/>
+            <w:shd w:fill="DCE6F1"/>
           </w:tcPr>
           <w:p>
+            <w:pPr>
+              <w:jc w:val="center"/>
+            </w:pPr>
             <w:r/>
             <w:r>
               <w:rPr>
-                <w:rFonts w:ascii="Times New Roman" w:hAnsi="Times New Roman"/>
+                <w:rFonts w:ascii="Times New Roman" w:hAnsi="Times New Roman" w:eastAsia="Times New Roman"/>
                 <w:b/>
-                <w:sz w:val="24"/>
+                <w:sz w:val="20"/>
               </w:rPr>
               <w:t>Проблема</w:t>
             </w:r>
@@ -1200,15 +1529,19 @@
         </w:tc>
         <w:tc>
           <w:tcPr>
-            <w:tcW w:type="dxa" w:w="4844"/>
+            <w:tcW w:type="dxa" w:w="4677"/>
+            <w:shd w:fill="DCE6F1"/>
           </w:tcPr>
           <w:p>
+            <w:pPr>
+              <w:jc w:val="center"/>
+            </w:pPr>
             <w:r/>
             <w:r>
               <w:rPr>
-                <w:rFonts w:ascii="Times New Roman" w:hAnsi="Times New Roman"/>
+                <w:rFonts w:ascii="Times New Roman" w:hAnsi="Times New Roman" w:eastAsia="Times New Roman"/>
                 <w:b/>
-                <w:sz w:val="24"/>
+                <w:sz w:val="20"/>
               </w:rPr>
               <w:t>Что сделано в SecureAuthApp</w:t>
             </w:r>
@@ -1218,14 +1551,18 @@
       <w:tr>
         <w:tc>
           <w:tcPr>
-            <w:tcW w:type="dxa" w:w="4844"/>
+            <w:tcW w:type="dxa" w:w="4677"/>
           </w:tcPr>
           <w:p>
+            <w:pPr>
+              <w:jc w:val="left"/>
+            </w:pPr>
             <w:r/>
             <w:r>
               <w:rPr>
-                <w:rFonts w:ascii="Times New Roman" w:hAnsi="Times New Roman"/>
-                <w:sz w:val="24"/>
+                <w:rFonts w:ascii="Times New Roman" w:hAnsi="Times New Roman" w:eastAsia="Times New Roman"/>
+                <w:b w:val="0"/>
+                <w:sz w:val="20"/>
               </w:rPr>
               <w:t>CWE-89, SQL-инъекция</w:t>
             </w:r>
@@ -1233,14 +1570,18 @@
         </w:tc>
         <w:tc>
           <w:tcPr>
-            <w:tcW w:type="dxa" w:w="4844"/>
+            <w:tcW w:type="dxa" w:w="4677"/>
           </w:tcPr>
           <w:p>
+            <w:pPr>
+              <w:jc w:val="left"/>
+            </w:pPr>
             <w:r/>
             <w:r>
               <w:rPr>
-                <w:rFonts w:ascii="Times New Roman" w:hAnsi="Times New Roman"/>
-                <w:sz w:val="24"/>
+                <w:rFonts w:ascii="Times New Roman" w:hAnsi="Times New Roman" w:eastAsia="Times New Roman"/>
+                <w:b w:val="0"/>
+                <w:sz w:val="20"/>
               </w:rPr>
               <w:t>Все запросы идут через PDO с подготовленными выражениями; PDO::ATTR_EMULATE_PREPARES выключен, поэтому параметры передаются драйверу отдельно от текста SQL. Ввод не склеивается с запросом ни в login.php, ни в rate_limit.php.</w:t>
             </w:r>
@@ -1250,14 +1591,18 @@
       <w:tr>
         <w:tc>
           <w:tcPr>
-            <w:tcW w:type="dxa" w:w="4844"/>
+            <w:tcW w:type="dxa" w:w="4677"/>
           </w:tcPr>
           <w:p>
+            <w:pPr>
+              <w:jc w:val="left"/>
+            </w:pPr>
             <w:r/>
             <w:r>
               <w:rPr>
-                <w:rFonts w:ascii="Times New Roman" w:hAnsi="Times New Roman"/>
-                <w:sz w:val="24"/>
+                <w:rFonts w:ascii="Times New Roman" w:hAnsi="Times New Roman" w:eastAsia="Times New Roman"/>
+                <w:b w:val="0"/>
+                <w:sz w:val="20"/>
               </w:rPr>
               <w:t>CWE-327 / CWE-916, слабый хэш</w:t>
             </w:r>
@@ -1265,14 +1610,18 @@
         </w:tc>
         <w:tc>
           <w:tcPr>
-            <w:tcW w:type="dxa" w:w="4844"/>
+            <w:tcW w:type="dxa" w:w="4677"/>
           </w:tcPr>
           <w:p>
+            <w:pPr>
+              <w:jc w:val="left"/>
+            </w:pPr>
             <w:r/>
             <w:r>
               <w:rPr>
-                <w:rFonts w:ascii="Times New Roman" w:hAnsi="Times New Roman"/>
-                <w:sz w:val="24"/>
+                <w:rFonts w:ascii="Times New Roman" w:hAnsi="Times New Roman" w:eastAsia="Times New Roman"/>
+                <w:b w:val="0"/>
+                <w:sz w:val="20"/>
               </w:rPr>
               <w:t>password_hash() и password_verify() с алгоритмом по умолчанию (bcrypt, cost 10). Соль генерируется автоматически и хранится внутри хэша; при входе выполняется password_needs_rehash() на случай смены параметров.</w:t>
             </w:r>
@@ -1282,14 +1631,18 @@
       <w:tr>
         <w:tc>
           <w:tcPr>
-            <w:tcW w:type="dxa" w:w="4844"/>
+            <w:tcW w:type="dxa" w:w="4677"/>
           </w:tcPr>
           <w:p>
+            <w:pPr>
+              <w:jc w:val="left"/>
+            </w:pPr>
             <w:r/>
             <w:r>
               <w:rPr>
-                <w:rFonts w:ascii="Times New Roman" w:hAnsi="Times New Roman"/>
-                <w:sz w:val="24"/>
+                <w:rFonts w:ascii="Times New Roman" w:hAnsi="Times New Roman" w:eastAsia="Times New Roman"/>
+                <w:b w:val="0"/>
+                <w:sz w:val="20"/>
               </w:rPr>
               <w:t>CWE-307, перебор</w:t>
             </w:r>
@@ -1297,14 +1650,18 @@
         </w:tc>
         <w:tc>
           <w:tcPr>
-            <w:tcW w:type="dxa" w:w="4844"/>
+            <w:tcW w:type="dxa" w:w="4677"/>
           </w:tcPr>
           <w:p>
+            <w:pPr>
+              <w:jc w:val="left"/>
+            </w:pPr>
             <w:r/>
             <w:r>
               <w:rPr>
-                <w:rFonts w:ascii="Times New Roman" w:hAnsi="Times New Roman"/>
-                <w:sz w:val="24"/>
+                <w:rFonts w:ascii="Times New Roman" w:hAnsi="Times New Roman" w:eastAsia="Times New Roman"/>
+                <w:b w:val="0"/>
+                <w:sz w:val="20"/>
               </w:rPr>
               <w:t>Не более 5 неудачных попыток за 15 минут отдельно по логину и по IP. При превышении — ответ 429 с Retry-After. Дополнительно каждая попытка задерживается на 1 секунду, чтобы перебор не был мгновенным даже до срабатывания блокировки.</w:t>
             </w:r>
@@ -1314,14 +1671,18 @@
       <w:tr>
         <w:tc>
           <w:tcPr>
-            <w:tcW w:type="dxa" w:w="4844"/>
+            <w:tcW w:type="dxa" w:w="4677"/>
           </w:tcPr>
           <w:p>
+            <w:pPr>
+              <w:jc w:val="left"/>
+            </w:pPr>
             <w:r/>
             <w:r>
               <w:rPr>
-                <w:rFonts w:ascii="Times New Roman" w:hAnsi="Times New Roman"/>
-                <w:sz w:val="24"/>
+                <w:rFonts w:ascii="Times New Roman" w:hAnsi="Times New Roman" w:eastAsia="Times New Roman"/>
+                <w:b w:val="0"/>
+                <w:sz w:val="20"/>
               </w:rPr>
               <w:t>Раскрытие существования логина</w:t>
             </w:r>
@@ -1329,14 +1690,18 @@
         </w:tc>
         <w:tc>
           <w:tcPr>
-            <w:tcW w:type="dxa" w:w="4844"/>
+            <w:tcW w:type="dxa" w:w="4677"/>
           </w:tcPr>
           <w:p>
+            <w:pPr>
+              <w:jc w:val="left"/>
+            </w:pPr>
             <w:r/>
             <w:r>
               <w:rPr>
-                <w:rFonts w:ascii="Times New Roman" w:hAnsi="Times New Roman"/>
-                <w:sz w:val="24"/>
+                <w:rFonts w:ascii="Times New Roman" w:hAnsi="Times New Roman" w:eastAsia="Times New Roman"/>
+                <w:b w:val="0"/>
+                <w:sz w:val="20"/>
               </w:rPr>
               <w:t>Для несуществующего пользователя всё равно вычисляется bcrypt от хэша-заглушки, а текст ошибки одинаковый. По времени ответа отличить существующий логин от несуществующего нельзя.</w:t>
             </w:r>
@@ -1346,14 +1711,18 @@
       <w:tr>
         <w:tc>
           <w:tcPr>
-            <w:tcW w:type="dxa" w:w="4844"/>
+            <w:tcW w:type="dxa" w:w="4677"/>
           </w:tcPr>
           <w:p>
+            <w:pPr>
+              <w:jc w:val="left"/>
+            </w:pPr>
             <w:r/>
             <w:r>
               <w:rPr>
-                <w:rFonts w:ascii="Times New Roman" w:hAnsi="Times New Roman"/>
-                <w:sz w:val="24"/>
+                <w:rFonts w:ascii="Times New Roman" w:hAnsi="Times New Roman" w:eastAsia="Times New Roman"/>
+                <w:b w:val="0"/>
+                <w:sz w:val="20"/>
               </w:rPr>
               <w:t>CWE-352, CSRF</w:t>
             </w:r>
@@ -1361,14 +1730,18 @@
         </w:tc>
         <w:tc>
           <w:tcPr>
-            <w:tcW w:type="dxa" w:w="4844"/>
+            <w:tcW w:type="dxa" w:w="4677"/>
           </w:tcPr>
           <w:p>
+            <w:pPr>
+              <w:jc w:val="left"/>
+            </w:pPr>
             <w:r/>
             <w:r>
               <w:rPr>
-                <w:rFonts w:ascii="Times New Roman" w:hAnsi="Times New Roman"/>
-                <w:sz w:val="24"/>
+                <w:rFonts w:ascii="Times New Roman" w:hAnsi="Times New Roman" w:eastAsia="Times New Roman"/>
+                <w:b w:val="0"/>
+                <w:sz w:val="20"/>
               </w:rPr>
               <w:t>user_token — 32 случайных байта в сессии, сравнение через hash_equals(). Токен обязателен для входа, регистрации и выхода. Выход сделан POST-запросом, чтобы ссылка с чужого сайта не разлогинивала пользователя.</w:t>
             </w:r>
@@ -1378,14 +1751,18 @@
       <w:tr>
         <w:tc>
           <w:tcPr>
-            <w:tcW w:type="dxa" w:w="4844"/>
+            <w:tcW w:type="dxa" w:w="4677"/>
           </w:tcPr>
           <w:p>
+            <w:pPr>
+              <w:jc w:val="left"/>
+            </w:pPr>
             <w:r/>
             <w:r>
               <w:rPr>
-                <w:rFonts w:ascii="Times New Roman" w:hAnsi="Times New Roman"/>
-                <w:sz w:val="24"/>
+                <w:rFonts w:ascii="Times New Roman" w:hAnsi="Times New Roman" w:eastAsia="Times New Roman"/>
+                <w:b w:val="0"/>
+                <w:sz w:val="20"/>
               </w:rPr>
               <w:t>CWE-384, session fixation</w:t>
             </w:r>
@@ -1393,14 +1770,18 @@
         </w:tc>
         <w:tc>
           <w:tcPr>
-            <w:tcW w:type="dxa" w:w="4844"/>
+            <w:tcW w:type="dxa" w:w="4677"/>
           </w:tcPr>
           <w:p>
+            <w:pPr>
+              <w:jc w:val="left"/>
+            </w:pPr>
             <w:r/>
             <w:r>
               <w:rPr>
-                <w:rFonts w:ascii="Times New Roman" w:hAnsi="Times New Roman"/>
-                <w:sz w:val="24"/>
+                <w:rFonts w:ascii="Times New Roman" w:hAnsi="Times New Roman" w:eastAsia="Times New Roman"/>
+                <w:b w:val="0"/>
+                <w:sz w:val="20"/>
               </w:rPr>
               <w:t>После успешной проверки пароля вызывается session_regenerate_id(true): идентификатор, который был до входа, перестаёт действовать.</w:t>
             </w:r>
@@ -1410,14 +1791,18 @@
       <w:tr>
         <w:tc>
           <w:tcPr>
-            <w:tcW w:type="dxa" w:w="4844"/>
+            <w:tcW w:type="dxa" w:w="4677"/>
           </w:tcPr>
           <w:p>
+            <w:pPr>
+              <w:jc w:val="left"/>
+            </w:pPr>
             <w:r/>
             <w:r>
               <w:rPr>
-                <w:rFonts w:ascii="Times New Roman" w:hAnsi="Times New Roman"/>
-                <w:sz w:val="24"/>
+                <w:rFonts w:ascii="Times New Roman" w:hAnsi="Times New Roman" w:eastAsia="Times New Roman"/>
+                <w:b w:val="0"/>
+                <w:sz w:val="20"/>
               </w:rPr>
               <w:t>CWE-1004 / CWE-614, cookie</w:t>
             </w:r>
@@ -1425,14 +1810,18 @@
         </w:tc>
         <w:tc>
           <w:tcPr>
-            <w:tcW w:type="dxa" w:w="4844"/>
+            <w:tcW w:type="dxa" w:w="4677"/>
           </w:tcPr>
           <w:p>
+            <w:pPr>
+              <w:jc w:val="left"/>
+            </w:pPr>
             <w:r/>
             <w:r>
               <w:rPr>
-                <w:rFonts w:ascii="Times New Roman" w:hAnsi="Times New Roman"/>
-                <w:sz w:val="24"/>
+                <w:rFonts w:ascii="Times New Roman" w:hAnsi="Times New Roman" w:eastAsia="Times New Roman"/>
+                <w:b w:val="0"/>
+                <w:sz w:val="20"/>
               </w:rPr>
               <w:t>Своё имя SECUREAUTHSESSID, HttpOnly, SameSite=Lax, Secure при HTTPS, session.use_strict_mode=1 и session.use_only_cookies=1. Идентификатор сессии не передаётся в URL.</w:t>
             </w:r>
@@ -1442,14 +1831,18 @@
       <w:tr>
         <w:tc>
           <w:tcPr>
-            <w:tcW w:type="dxa" w:w="4844"/>
+            <w:tcW w:type="dxa" w:w="4677"/>
           </w:tcPr>
           <w:p>
+            <w:pPr>
+              <w:jc w:val="left"/>
+            </w:pPr>
             <w:r/>
             <w:r>
               <w:rPr>
-                <w:rFonts w:ascii="Times New Roman" w:hAnsi="Times New Roman"/>
-                <w:sz w:val="24"/>
+                <w:rFonts w:ascii="Times New Roman" w:hAnsi="Times New Roman" w:eastAsia="Times New Roman"/>
+                <w:b w:val="0"/>
+                <w:sz w:val="20"/>
               </w:rPr>
               <w:t>CWE-79, XSS</w:t>
             </w:r>
@@ -1457,14 +1850,18 @@
         </w:tc>
         <w:tc>
           <w:tcPr>
-            <w:tcW w:type="dxa" w:w="4844"/>
+            <w:tcW w:type="dxa" w:w="4677"/>
           </w:tcPr>
           <w:p>
+            <w:pPr>
+              <w:jc w:val="left"/>
+            </w:pPr>
             <w:r/>
             <w:r>
               <w:rPr>
-                <w:rFonts w:ascii="Times New Roman" w:hAnsi="Times New Roman"/>
-                <w:sz w:val="24"/>
+                <w:rFonts w:ascii="Times New Roman" w:hAnsi="Times New Roman" w:eastAsia="Times New Roman"/>
+                <w:b w:val="0"/>
+                <w:sz w:val="20"/>
               </w:rPr>
               <w:t>Все данные, которые выводятся на страницу, проходят через htmlspecialchars(). Плюс Content-Security-Policy default-src 'self' — встроенных скриптов на страницах нет вовсе.</w:t>
             </w:r>
@@ -1474,14 +1871,18 @@
       <w:tr>
         <w:tc>
           <w:tcPr>
-            <w:tcW w:type="dxa" w:w="4844"/>
+            <w:tcW w:type="dxa" w:w="4677"/>
           </w:tcPr>
           <w:p>
+            <w:pPr>
+              <w:jc w:val="left"/>
+            </w:pPr>
             <w:r/>
             <w:r>
               <w:rPr>
-                <w:rFonts w:ascii="Times New Roman" w:hAnsi="Times New Roman"/>
-                <w:sz w:val="24"/>
+                <w:rFonts w:ascii="Times New Roman" w:hAnsi="Times New Roman" w:eastAsia="Times New Roman"/>
+                <w:b w:val="0"/>
+                <w:sz w:val="20"/>
               </w:rPr>
               <w:t>CWE-209, утечка ошибок</w:t>
             </w:r>
@@ -1489,14 +1890,18 @@
         </w:tc>
         <w:tc>
           <w:tcPr>
-            <w:tcW w:type="dxa" w:w="4844"/>
+            <w:tcW w:type="dxa" w:w="4677"/>
           </w:tcPr>
           <w:p>
+            <w:pPr>
+              <w:jc w:val="left"/>
+            </w:pPr>
             <w:r/>
             <w:r>
               <w:rPr>
-                <w:rFonts w:ascii="Times New Roman" w:hAnsi="Times New Roman"/>
-                <w:sz w:val="24"/>
+                <w:rFonts w:ascii="Times New Roman" w:hAnsi="Times New Roman" w:eastAsia="Times New Roman"/>
+                <w:b w:val="0"/>
+                <w:sz w:val="20"/>
               </w:rPr>
               <w:t>display_errors выключен, необработанные исключения перехватываются общим обработчиком: клиент видит только «Внутренняя ошибка», а подробности уходят в журнал PHP.</w:t>
             </w:r>
@@ -1506,14 +1911,18 @@
       <w:tr>
         <w:tc>
           <w:tcPr>
-            <w:tcW w:type="dxa" w:w="4844"/>
+            <w:tcW w:type="dxa" w:w="4677"/>
           </w:tcPr>
           <w:p>
+            <w:pPr>
+              <w:jc w:val="left"/>
+            </w:pPr>
             <w:r/>
             <w:r>
               <w:rPr>
-                <w:rFonts w:ascii="Times New Roman" w:hAnsi="Times New Roman"/>
-                <w:sz w:val="24"/>
+                <w:rFonts w:ascii="Times New Roman" w:hAnsi="Times New Roman" w:eastAsia="Times New Roman"/>
+                <w:b w:val="0"/>
+                <w:sz w:val="20"/>
               </w:rPr>
               <w:t>CWE-693, заголовки</w:t>
             </w:r>
@@ -1521,14 +1930,18 @@
         </w:tc>
         <w:tc>
           <w:tcPr>
-            <w:tcW w:type="dxa" w:w="4844"/>
+            <w:tcW w:type="dxa" w:w="4677"/>
           </w:tcPr>
           <w:p>
+            <w:pPr>
+              <w:jc w:val="left"/>
+            </w:pPr>
             <w:r/>
             <w:r>
               <w:rPr>
-                <w:rFonts w:ascii="Times New Roman" w:hAnsi="Times New Roman"/>
-                <w:sz w:val="24"/>
+                <w:rFonts w:ascii="Times New Roman" w:hAnsi="Times New Roman" w:eastAsia="Times New Roman"/>
+                <w:b w:val="0"/>
+                <w:sz w:val="20"/>
               </w:rPr>
               <w:t>X-Frame-Options: DENY, Content-Security-Policy с frame-ancestors 'none', X-Content-Type-Options: nosniff, Referrer-Policy: no-referrer, Cache-Control: no-store. Заголовок X-Powered-By удалён.</w:t>
             </w:r>
@@ -1538,14 +1951,18 @@
       <w:tr>
         <w:tc>
           <w:tcPr>
-            <w:tcW w:type="dxa" w:w="4844"/>
+            <w:tcW w:type="dxa" w:w="4677"/>
           </w:tcPr>
           <w:p>
+            <w:pPr>
+              <w:jc w:val="left"/>
+            </w:pPr>
             <w:r/>
             <w:r>
               <w:rPr>
-                <w:rFonts w:ascii="Times New Roman" w:hAnsi="Times New Roman"/>
-                <w:sz w:val="24"/>
+                <w:rFonts w:ascii="Times New Roman" w:hAnsi="Times New Roman" w:eastAsia="Times New Roman"/>
+                <w:b w:val="0"/>
+                <w:sz w:val="20"/>
               </w:rPr>
               <w:t>Обрезание bcrypt</w:t>
             </w:r>
@@ -1553,14 +1970,18 @@
         </w:tc>
         <w:tc>
           <w:tcPr>
-            <w:tcW w:type="dxa" w:w="4844"/>
+            <w:tcW w:type="dxa" w:w="4677"/>
           </w:tcPr>
           <w:p>
+            <w:pPr>
+              <w:jc w:val="left"/>
+            </w:pPr>
             <w:r/>
             <w:r>
               <w:rPr>
-                <w:rFonts w:ascii="Times New Roman" w:hAnsi="Times New Roman"/>
-                <w:sz w:val="24"/>
+                <w:rFonts w:ascii="Times New Roman" w:hAnsi="Times New Roman" w:eastAsia="Times New Roman"/>
+                <w:b w:val="0"/>
+                <w:sz w:val="20"/>
               </w:rPr>
               <w:t>Пароль длиннее 72 байт отклоняется и при регистрации, и при входе. Иначе два разных длинных пароля с одинаковым началом считались бы одним и тем же.</w:t>
             </w:r>
@@ -1569,31 +1990,50 @@
       </w:tr>
     </w:tbl>
     <w:p>
+      <w:pPr>
+        <w:spacing w:after="40"/>
+      </w:pPr>
+    </w:p>
+    <w:p>
+      <w:pPr>
+        <w:spacing w:after="80"/>
+        <w:ind w:firstLine="709"/>
+        <w:jc w:val="both"/>
+      </w:pPr>
       <w:r>
         <w:rPr>
+          <w:rFonts w:ascii="Times New Roman" w:hAnsi="Times New Roman" w:eastAsia="Times New Roman"/>
           <w:b w:val="0"/>
+          <w:sz w:val="24"/>
         </w:rPr>
         <w:t>Блокировка устроена на таблице login_attempts: каждая попытка пишется с логином, IP, признаком успеха и временем. Для проверки берутся неудачные записи за последние 15 минут; если их не меньше пяти, вычисляется момент, когда самая старая из этих пяти выйдет за окно, и разница отдаётся в Retry-After. Проверка выполняется до обращения к таблице users, поэтому заблокированный запрос не тратит время на bcrypt. Индексы по (username, attempted_at) и (ip_address, attempted_at) не дают этой проверке становиться узким местом.</w:t>
       </w:r>
     </w:p>
     <w:p>
       <w:pPr>
-        <w:spacing w:before="240" w:after="120"/>
-        <w:ind w:firstLine="0"/>
-        <w:jc w:val="left"/>
+        <w:keepNext/>
+        <w:spacing w:before="280" w:after="80"/>
       </w:pPr>
       <w:r>
         <w:rPr>
+          <w:rFonts w:ascii="Times New Roman" w:hAnsi="Times New Roman" w:eastAsia="Times New Roman"/>
           <w:b/>
-          <w:sz w:val="30"/>
+          <w:sz w:val="28"/>
         </w:rPr>
         <w:t>6. Проверка работы</w:t>
       </w:r>
     </w:p>
     <w:p>
+      <w:pPr>
+        <w:spacing w:after="80"/>
+        <w:ind w:firstLine="709"/>
+        <w:jc w:val="both"/>
+      </w:pPr>
       <w:r>
         <w:rPr>
+          <w:rFonts w:ascii="Times New Roman" w:hAnsi="Times New Roman" w:eastAsia="Times New Roman"/>
           <w:b w:val="0"/>
+          <w:sz w:val="24"/>
         </w:rPr>
         <w:t>Все проверки выполнялись на локальном стенде. Для входа использовался пользователь testuser с паролем Summer2024!, созданный через tools/seed_user.php; перед проверкой блокировки журнал попыток очищался флагом --reset. Команды и результаты ниже приведены по фактическим ответам сервера, а не по ожиданиям.</w:t>
       </w:r>
@@ -1603,24 +2043,29 @@
         <w:tblStyle w:val="TableGrid"/>
         <w:tblW w:type="auto" w:w="0"/>
         <w:jc w:val="center"/>
+        <w:tblLayout w:type="autofit"/>
         <w:tblLook w:firstColumn="1" w:firstRow="1" w:lastColumn="0" w:lastRow="0" w:noHBand="0" w:noVBand="1" w:val="04A0"/>
       </w:tblPr>
       <w:tblGrid>
-        <w:gridCol w:w="4844"/>
-        <w:gridCol w:w="4844"/>
+        <w:gridCol w:w="4677"/>
+        <w:gridCol w:w="4677"/>
       </w:tblGrid>
       <w:tr>
         <w:tc>
           <w:tcPr>
-            <w:tcW w:type="dxa" w:w="4844"/>
+            <w:tcW w:type="dxa" w:w="4677"/>
+            <w:shd w:fill="DCE6F1"/>
           </w:tcPr>
           <w:p>
+            <w:pPr>
+              <w:jc w:val="center"/>
+            </w:pPr>
             <w:r/>
             <w:r>
               <w:rPr>
-                <w:rFonts w:ascii="Times New Roman" w:hAnsi="Times New Roman"/>
+                <w:rFonts w:ascii="Times New Roman" w:hAnsi="Times New Roman" w:eastAsia="Times New Roman"/>
                 <w:b/>
-                <w:sz w:val="24"/>
+                <w:sz w:val="20"/>
               </w:rPr>
               <w:t>Проверка</w:t>
             </w:r>
@@ -1628,15 +2073,19 @@
         </w:tc>
         <w:tc>
           <w:tcPr>
-            <w:tcW w:type="dxa" w:w="4844"/>
+            <w:tcW w:type="dxa" w:w="4677"/>
+            <w:shd w:fill="DCE6F1"/>
           </w:tcPr>
           <w:p>
+            <w:pPr>
+              <w:jc w:val="center"/>
+            </w:pPr>
             <w:r/>
             <w:r>
               <w:rPr>
-                <w:rFonts w:ascii="Times New Roman" w:hAnsi="Times New Roman"/>
+                <w:rFonts w:ascii="Times New Roman" w:hAnsi="Times New Roman" w:eastAsia="Times New Roman"/>
                 <w:b/>
-                <w:sz w:val="24"/>
+                <w:sz w:val="20"/>
               </w:rPr>
               <w:t>Результат</w:t>
             </w:r>
@@ -1646,14 +2095,18 @@
       <w:tr>
         <w:tc>
           <w:tcPr>
-            <w:tcW w:type="dxa" w:w="4844"/>
+            <w:tcW w:type="dxa" w:w="4677"/>
           </w:tcPr>
           <w:p>
+            <w:pPr>
+              <w:jc w:val="left"/>
+            </w:pPr>
             <w:r/>
             <w:r>
               <w:rPr>
-                <w:rFonts w:ascii="Times New Roman" w:hAnsi="Times New Roman"/>
-                <w:sz w:val="24"/>
+                <w:rFonts w:ascii="Times New Roman" w:hAnsi="Times New Roman" w:eastAsia="Times New Roman"/>
+                <w:b w:val="0"/>
+                <w:sz w:val="20"/>
               </w:rPr>
               <w:t>Успешный вход</w:t>
             </w:r>
@@ -1661,14 +2114,18 @@
         </w:tc>
         <w:tc>
           <w:tcPr>
-            <w:tcW w:type="dxa" w:w="4844"/>
+            <w:tcW w:type="dxa" w:w="4677"/>
           </w:tcPr>
           <w:p>
+            <w:pPr>
+              <w:jc w:val="left"/>
+            </w:pPr>
             <w:r/>
             <w:r>
               <w:rPr>
-                <w:rFonts w:ascii="Times New Roman" w:hAnsi="Times New Roman"/>
-                <w:sz w:val="24"/>
+                <w:rFonts w:ascii="Times New Roman" w:hAnsi="Times New Roman" w:eastAsia="Times New Roman"/>
+                <w:b w:val="0"/>
+                <w:sz w:val="20"/>
               </w:rPr>
               <w:t>302 на dashboard.php; идентификатор сессии изменился; dashboard отдаёт 200 и имя пользователя</w:t>
             </w:r>
@@ -1678,14 +2135,18 @@
       <w:tr>
         <w:tc>
           <w:tcPr>
-            <w:tcW w:type="dxa" w:w="4844"/>
+            <w:tcW w:type="dxa" w:w="4677"/>
           </w:tcPr>
           <w:p>
+            <w:pPr>
+              <w:jc w:val="left"/>
+            </w:pPr>
             <w:r/>
             <w:r>
               <w:rPr>
-                <w:rFonts w:ascii="Times New Roman" w:hAnsi="Times New Roman"/>
-                <w:sz w:val="24"/>
+                <w:rFonts w:ascii="Times New Roman" w:hAnsi="Times New Roman" w:eastAsia="Times New Roman"/>
+                <w:b w:val="0"/>
+                <w:sz w:val="20"/>
               </w:rPr>
               <w:t>dashboard без входа</w:t>
             </w:r>
@@ -1693,14 +2154,18 @@
         </w:tc>
         <w:tc>
           <w:tcPr>
-            <w:tcW w:type="dxa" w:w="4844"/>
+            <w:tcW w:type="dxa" w:w="4677"/>
           </w:tcPr>
           <w:p>
+            <w:pPr>
+              <w:jc w:val="left"/>
+            </w:pPr>
             <w:r/>
             <w:r>
               <w:rPr>
-                <w:rFonts w:ascii="Times New Roman" w:hAnsi="Times New Roman"/>
-                <w:sz w:val="24"/>
+                <w:rFonts w:ascii="Times New Roman" w:hAnsi="Times New Roman" w:eastAsia="Times New Roman"/>
+                <w:b w:val="0"/>
+                <w:sz w:val="20"/>
               </w:rPr>
               <w:t>302 на login.php</w:t>
             </w:r>
@@ -1710,14 +2175,18 @@
       <w:tr>
         <w:tc>
           <w:tcPr>
-            <w:tcW w:type="dxa" w:w="4844"/>
+            <w:tcW w:type="dxa" w:w="4677"/>
           </w:tcPr>
           <w:p>
+            <w:pPr>
+              <w:jc w:val="left"/>
+            </w:pPr>
             <w:r/>
             <w:r>
               <w:rPr>
-                <w:rFonts w:ascii="Times New Roman" w:hAnsi="Times New Roman"/>
-                <w:sz w:val="24"/>
+                <w:rFonts w:ascii="Times New Roman" w:hAnsi="Times New Roman" w:eastAsia="Times New Roman"/>
+                <w:b w:val="0"/>
+                <w:sz w:val="20"/>
               </w:rPr>
               <w:t>Неверный пароль, попытки 1–5</w:t>
             </w:r>
@@ -1725,14 +2194,18 @@
         </w:tc>
         <w:tc>
           <w:tcPr>
-            <w:tcW w:type="dxa" w:w="4844"/>
+            <w:tcW w:type="dxa" w:w="4677"/>
           </w:tcPr>
           <w:p>
+            <w:pPr>
+              <w:jc w:val="left"/>
+            </w:pPr>
             <w:r/>
             <w:r>
               <w:rPr>
-                <w:rFonts w:ascii="Times New Roman" w:hAnsi="Times New Roman"/>
-                <w:sz w:val="24"/>
+                <w:rFonts w:ascii="Times New Roman" w:hAnsi="Times New Roman" w:eastAsia="Times New Roman"/>
+                <w:b w:val="0"/>
+                <w:sz w:val="20"/>
               </w:rPr>
               <w:t>200, одинаковый текст «Username and/or password incorrect»</w:t>
             </w:r>
@@ -1742,14 +2215,18 @@
       <w:tr>
         <w:tc>
           <w:tcPr>
-            <w:tcW w:type="dxa" w:w="4844"/>
+            <w:tcW w:type="dxa" w:w="4677"/>
           </w:tcPr>
           <w:p>
+            <w:pPr>
+              <w:jc w:val="left"/>
+            </w:pPr>
             <w:r/>
             <w:r>
               <w:rPr>
-                <w:rFonts w:ascii="Times New Roman" w:hAnsi="Times New Roman"/>
-                <w:sz w:val="24"/>
+                <w:rFonts w:ascii="Times New Roman" w:hAnsi="Times New Roman" w:eastAsia="Times New Roman"/>
+                <w:b w:val="0"/>
+                <w:sz w:val="20"/>
               </w:rPr>
               <w:t>Шестая попытка</w:t>
             </w:r>
@@ -1757,14 +2234,18 @@
         </w:tc>
         <w:tc>
           <w:tcPr>
-            <w:tcW w:type="dxa" w:w="4844"/>
+            <w:tcW w:type="dxa" w:w="4677"/>
           </w:tcPr>
           <w:p>
+            <w:pPr>
+              <w:jc w:val="left"/>
+            </w:pPr>
             <w:r/>
             <w:r>
               <w:rPr>
-                <w:rFonts w:ascii="Times New Roman" w:hAnsi="Times New Roman"/>
-                <w:sz w:val="24"/>
+                <w:rFonts w:ascii="Times New Roman" w:hAnsi="Times New Roman" w:eastAsia="Times New Roman"/>
+                <w:b w:val="0"/>
+                <w:sz w:val="20"/>
               </w:rPr>
               <w:t>429, Retry-After: 895</w:t>
             </w:r>
@@ -1774,14 +2255,18 @@
       <w:tr>
         <w:tc>
           <w:tcPr>
-            <w:tcW w:type="dxa" w:w="4844"/>
+            <w:tcW w:type="dxa" w:w="4677"/>
           </w:tcPr>
           <w:p>
+            <w:pPr>
+              <w:jc w:val="left"/>
+            </w:pPr>
             <w:r/>
             <w:r>
               <w:rPr>
-                <w:rFonts w:ascii="Times New Roman" w:hAnsi="Times New Roman"/>
-                <w:sz w:val="24"/>
+                <w:rFonts w:ascii="Times New Roman" w:hAnsi="Times New Roman" w:eastAsia="Times New Roman"/>
+                <w:b w:val="0"/>
+                <w:sz w:val="20"/>
               </w:rPr>
               <w:t>Вход без user_token</w:t>
             </w:r>
@@ -1789,14 +2274,18 @@
         </w:tc>
         <w:tc>
           <w:tcPr>
-            <w:tcW w:type="dxa" w:w="4844"/>
+            <w:tcW w:type="dxa" w:w="4677"/>
           </w:tcPr>
           <w:p>
+            <w:pPr>
+              <w:jc w:val="left"/>
+            </w:pPr>
             <w:r/>
             <w:r>
               <w:rPr>
-                <w:rFonts w:ascii="Times New Roman" w:hAnsi="Times New Roman"/>
-                <w:sz w:val="24"/>
+                <w:rFonts w:ascii="Times New Roman" w:hAnsi="Times New Roman" w:eastAsia="Times New Roman"/>
+                <w:b w:val="0"/>
+                <w:sz w:val="20"/>
               </w:rPr>
               <w:t>200, «Сессия устарела», до БД дело не доходит</w:t>
             </w:r>
@@ -1806,14 +2295,18 @@
       <w:tr>
         <w:tc>
           <w:tcPr>
-            <w:tcW w:type="dxa" w:w="4844"/>
+            <w:tcW w:type="dxa" w:w="4677"/>
           </w:tcPr>
           <w:p>
+            <w:pPr>
+              <w:jc w:val="left"/>
+            </w:pPr>
             <w:r/>
             <w:r>
               <w:rPr>
-                <w:rFonts w:ascii="Times New Roman" w:hAnsi="Times New Roman"/>
-                <w:sz w:val="24"/>
+                <w:rFonts w:ascii="Times New Roman" w:hAnsi="Times New Roman" w:eastAsia="Times New Roman"/>
+                <w:b w:val="0"/>
+                <w:sz w:val="20"/>
               </w:rPr>
               <w:t>Вход с чужим user_token</w:t>
             </w:r>
@@ -1821,14 +2314,18 @@
         </w:tc>
         <w:tc>
           <w:tcPr>
-            <w:tcW w:type="dxa" w:w="4844"/>
+            <w:tcW w:type="dxa" w:w="4677"/>
           </w:tcPr>
           <w:p>
+            <w:pPr>
+              <w:jc w:val="left"/>
+            </w:pPr>
             <w:r/>
             <w:r>
               <w:rPr>
-                <w:rFonts w:ascii="Times New Roman" w:hAnsi="Times New Roman"/>
-                <w:sz w:val="24"/>
+                <w:rFonts w:ascii="Times New Roman" w:hAnsi="Times New Roman" w:eastAsia="Times New Roman"/>
+                <w:b w:val="0"/>
+                <w:sz w:val="20"/>
               </w:rPr>
               <w:t>200, «Сессия устарела»</w:t>
             </w:r>
@@ -1838,14 +2335,18 @@
       <w:tr>
         <w:tc>
           <w:tcPr>
-            <w:tcW w:type="dxa" w:w="4844"/>
+            <w:tcW w:type="dxa" w:w="4677"/>
           </w:tcPr>
           <w:p>
+            <w:pPr>
+              <w:jc w:val="left"/>
+            </w:pPr>
             <w:r/>
             <w:r>
               <w:rPr>
-                <w:rFonts w:ascii="Times New Roman" w:hAnsi="Times New Roman"/>
-                <w:sz w:val="24"/>
+                <w:rFonts w:ascii="Times New Roman" w:hAnsi="Times New Roman" w:eastAsia="Times New Roman"/>
+                <w:b w:val="0"/>
+                <w:sz w:val="20"/>
               </w:rPr>
               <w:t>user_token в виде массива</w:t>
             </w:r>
@@ -1853,14 +2354,18 @@
         </w:tc>
         <w:tc>
           <w:tcPr>
-            <w:tcW w:type="dxa" w:w="4844"/>
+            <w:tcW w:type="dxa" w:w="4677"/>
           </w:tcPr>
           <w:p>
+            <w:pPr>
+              <w:jc w:val="left"/>
+            </w:pPr>
             <w:r/>
             <w:r>
               <w:rPr>
-                <w:rFonts w:ascii="Times New Roman" w:hAnsi="Times New Roman"/>
-                <w:sz w:val="24"/>
+                <w:rFonts w:ascii="Times New Roman" w:hAnsi="Times New Roman" w:eastAsia="Times New Roman"/>
+                <w:b w:val="0"/>
+                <w:sz w:val="20"/>
               </w:rPr>
               <w:t>200, отказ без ошибки 500</w:t>
             </w:r>
@@ -1870,14 +2375,18 @@
       <w:tr>
         <w:tc>
           <w:tcPr>
-            <w:tcW w:type="dxa" w:w="4844"/>
+            <w:tcW w:type="dxa" w:w="4677"/>
           </w:tcPr>
           <w:p>
+            <w:pPr>
+              <w:jc w:val="left"/>
+            </w:pPr>
             <w:r/>
             <w:r>
               <w:rPr>
-                <w:rFonts w:ascii="Times New Roman" w:hAnsi="Times New Roman"/>
-                <w:sz w:val="24"/>
+                <w:rFonts w:ascii="Times New Roman" w:hAnsi="Times New Roman" w:eastAsia="Times New Roman"/>
+                <w:b w:val="0"/>
+                <w:sz w:val="20"/>
               </w:rPr>
               <w:t>SQL-инъекция ' OR '1'='1' -- в логине</w:t>
             </w:r>
@@ -1885,14 +2394,18 @@
         </w:tc>
         <w:tc>
           <w:tcPr>
-            <w:tcW w:type="dxa" w:w="4844"/>
+            <w:tcW w:type="dxa" w:w="4677"/>
           </w:tcPr>
           <w:p>
+            <w:pPr>
+              <w:jc w:val="left"/>
+            </w:pPr>
             <w:r/>
             <w:r>
               <w:rPr>
-                <w:rFonts w:ascii="Times New Roman" w:hAnsi="Times New Roman"/>
-                <w:sz w:val="24"/>
+                <w:rFonts w:ascii="Times New Roman" w:hAnsi="Times New Roman" w:eastAsia="Times New Roman"/>
+                <w:b w:val="0"/>
+                <w:sz w:val="20"/>
               </w:rPr>
               <w:t>200, общее сообщение об ошибке; dashboard по-прежнему 302, входа нет</w:t>
             </w:r>
@@ -1902,14 +2415,18 @@
       <w:tr>
         <w:tc>
           <w:tcPr>
-            <w:tcW w:type="dxa" w:w="4844"/>
+            <w:tcW w:type="dxa" w:w="4677"/>
           </w:tcPr>
           <w:p>
+            <w:pPr>
+              <w:jc w:val="left"/>
+            </w:pPr>
             <w:r/>
             <w:r>
               <w:rPr>
-                <w:rFonts w:ascii="Times New Roman" w:hAnsi="Times New Roman"/>
-                <w:sz w:val="24"/>
+                <w:rFonts w:ascii="Times New Roman" w:hAnsi="Times New Roman" w:eastAsia="Times New Roman"/>
+                <w:b w:val="0"/>
+                <w:sz w:val="20"/>
               </w:rPr>
               <w:t>XSS-логин &lt;script&gt;alert(1)&lt;/script&gt;</w:t>
             </w:r>
@@ -1917,14 +2434,18 @@
         </w:tc>
         <w:tc>
           <w:tcPr>
-            <w:tcW w:type="dxa" w:w="4844"/>
+            <w:tcW w:type="dxa" w:w="4677"/>
           </w:tcPr>
           <w:p>
+            <w:pPr>
+              <w:jc w:val="left"/>
+            </w:pPr>
             <w:r/>
             <w:r>
               <w:rPr>
-                <w:rFonts w:ascii="Times New Roman" w:hAnsi="Times New Roman"/>
-                <w:sz w:val="24"/>
+                <w:rFonts w:ascii="Times New Roman" w:hAnsi="Times New Roman" w:eastAsia="Times New Roman"/>
+                <w:b w:val="0"/>
+                <w:sz w:val="20"/>
               </w:rPr>
               <w:t>200, сообщение об ошибке; в HTML попал &amp;lt;script&amp;gt;, сырого тега нет</w:t>
             </w:r>
@@ -1934,14 +2455,18 @@
       <w:tr>
         <w:tc>
           <w:tcPr>
-            <w:tcW w:type="dxa" w:w="4844"/>
+            <w:tcW w:type="dxa" w:w="4677"/>
           </w:tcPr>
           <w:p>
+            <w:pPr>
+              <w:jc w:val="left"/>
+            </w:pPr>
             <w:r/>
             <w:r>
               <w:rPr>
-                <w:rFonts w:ascii="Times New Roman" w:hAnsi="Times New Roman"/>
-                <w:sz w:val="24"/>
+                <w:rFonts w:ascii="Times New Roman" w:hAnsi="Times New Roman" w:eastAsia="Times New Roman"/>
+                <w:b w:val="0"/>
+                <w:sz w:val="20"/>
               </w:rPr>
               <w:t>Пароль короче 8 символов</w:t>
             </w:r>
@@ -1949,14 +2474,18 @@
         </w:tc>
         <w:tc>
           <w:tcPr>
-            <w:tcW w:type="dxa" w:w="4844"/>
+            <w:tcW w:type="dxa" w:w="4677"/>
           </w:tcPr>
           <w:p>
+            <w:pPr>
+              <w:jc w:val="left"/>
+            </w:pPr>
             <w:r/>
             <w:r>
               <w:rPr>
-                <w:rFonts w:ascii="Times New Roman" w:hAnsi="Times New Roman"/>
-                <w:sz w:val="24"/>
+                <w:rFonts w:ascii="Times New Roman" w:hAnsi="Times New Roman" w:eastAsia="Times New Roman"/>
+                <w:b w:val="0"/>
+                <w:sz w:val="20"/>
               </w:rPr>
               <w:t>200, «Пароль должен быть не короче 8 символов»</w:t>
             </w:r>
@@ -1966,14 +2495,18 @@
       <w:tr>
         <w:tc>
           <w:tcPr>
-            <w:tcW w:type="dxa" w:w="4844"/>
+            <w:tcW w:type="dxa" w:w="4677"/>
           </w:tcPr>
           <w:p>
+            <w:pPr>
+              <w:jc w:val="left"/>
+            </w:pPr>
             <w:r/>
             <w:r>
               <w:rPr>
-                <w:rFonts w:ascii="Times New Roman" w:hAnsi="Times New Roman"/>
-                <w:sz w:val="24"/>
+                <w:rFonts w:ascii="Times New Roman" w:hAnsi="Times New Roman" w:eastAsia="Times New Roman"/>
+                <w:b w:val="0"/>
+                <w:sz w:val="20"/>
               </w:rPr>
               <w:t>Пароль длиной 73 байта</w:t>
             </w:r>
@@ -1981,14 +2514,18 @@
         </w:tc>
         <w:tc>
           <w:tcPr>
-            <w:tcW w:type="dxa" w:w="4844"/>
+            <w:tcW w:type="dxa" w:w="4677"/>
           </w:tcPr>
           <w:p>
+            <w:pPr>
+              <w:jc w:val="left"/>
+            </w:pPr>
             <w:r/>
             <w:r>
               <w:rPr>
-                <w:rFonts w:ascii="Times New Roman" w:hAnsi="Times New Roman"/>
-                <w:sz w:val="24"/>
+                <w:rFonts w:ascii="Times New Roman" w:hAnsi="Times New Roman" w:eastAsia="Times New Roman"/>
+                <w:b w:val="0"/>
+                <w:sz w:val="20"/>
               </w:rPr>
               <w:t>200, «Пароль не должен быть длиннее 72 байт»</w:t>
             </w:r>
@@ -1998,14 +2535,18 @@
       <w:tr>
         <w:tc>
           <w:tcPr>
-            <w:tcW w:type="dxa" w:w="4844"/>
+            <w:tcW w:type="dxa" w:w="4677"/>
           </w:tcPr>
           <w:p>
+            <w:pPr>
+              <w:jc w:val="left"/>
+            </w:pPr>
             <w:r/>
             <w:r>
               <w:rPr>
-                <w:rFonts w:ascii="Times New Roman" w:hAnsi="Times New Roman"/>
-                <w:sz w:val="24"/>
+                <w:rFonts w:ascii="Times New Roman" w:hAnsi="Times New Roman" w:eastAsia="Times New Roman"/>
+                <w:b w:val="0"/>
+                <w:sz w:val="20"/>
               </w:rPr>
               <w:t>Выход GET-запросом</w:t>
             </w:r>
@@ -2013,14 +2554,18 @@
         </w:tc>
         <w:tc>
           <w:tcPr>
-            <w:tcW w:type="dxa" w:w="4844"/>
+            <w:tcW w:type="dxa" w:w="4677"/>
           </w:tcPr>
           <w:p>
+            <w:pPr>
+              <w:jc w:val="left"/>
+            </w:pPr>
             <w:r/>
             <w:r>
               <w:rPr>
-                <w:rFonts w:ascii="Times New Roman" w:hAnsi="Times New Roman"/>
-                <w:sz w:val="24"/>
+                <w:rFonts w:ascii="Times New Roman" w:hAnsi="Times New Roman" w:eastAsia="Times New Roman"/>
+                <w:b w:val="0"/>
+                <w:sz w:val="20"/>
               </w:rPr>
               <w:t>405, заголовок Allow: POST</w:t>
             </w:r>
@@ -2030,14 +2575,18 @@
       <w:tr>
         <w:tc>
           <w:tcPr>
-            <w:tcW w:type="dxa" w:w="4844"/>
+            <w:tcW w:type="dxa" w:w="4677"/>
           </w:tcPr>
           <w:p>
+            <w:pPr>
+              <w:jc w:val="left"/>
+            </w:pPr>
             <w:r/>
             <w:r>
               <w:rPr>
-                <w:rFonts w:ascii="Times New Roman" w:hAnsi="Times New Roman"/>
-                <w:sz w:val="24"/>
+                <w:rFonts w:ascii="Times New Roman" w:hAnsi="Times New Roman" w:eastAsia="Times New Roman"/>
+                <w:b w:val="0"/>
+                <w:sz w:val="20"/>
               </w:rPr>
               <w:t>Выход POST без токена</w:t>
             </w:r>
@@ -2045,14 +2594,18 @@
         </w:tc>
         <w:tc>
           <w:tcPr>
-            <w:tcW w:type="dxa" w:w="4844"/>
+            <w:tcW w:type="dxa" w:w="4677"/>
           </w:tcPr>
           <w:p>
+            <w:pPr>
+              <w:jc w:val="left"/>
+            </w:pPr>
             <w:r/>
             <w:r>
               <w:rPr>
-                <w:rFonts w:ascii="Times New Roman" w:hAnsi="Times New Roman"/>
-                <w:sz w:val="24"/>
+                <w:rFonts w:ascii="Times New Roman" w:hAnsi="Times New Roman" w:eastAsia="Times New Roman"/>
+                <w:b w:val="0"/>
+                <w:sz w:val="20"/>
               </w:rPr>
               <w:t>403</w:t>
             </w:r>
@@ -2062,14 +2615,18 @@
       <w:tr>
         <w:tc>
           <w:tcPr>
-            <w:tcW w:type="dxa" w:w="4844"/>
+            <w:tcW w:type="dxa" w:w="4677"/>
           </w:tcPr>
           <w:p>
+            <w:pPr>
+              <w:jc w:val="left"/>
+            </w:pPr>
             <w:r/>
             <w:r>
               <w:rPr>
-                <w:rFonts w:ascii="Times New Roman" w:hAnsi="Times New Roman"/>
-                <w:sz w:val="24"/>
+                <w:rFonts w:ascii="Times New Roman" w:hAnsi="Times New Roman" w:eastAsia="Times New Roman"/>
+                <w:b w:val="0"/>
+                <w:sz w:val="20"/>
               </w:rPr>
               <w:t>Выход POST с токеном</w:t>
             </w:r>
@@ -2077,14 +2634,18 @@
         </w:tc>
         <w:tc>
           <w:tcPr>
-            <w:tcW w:type="dxa" w:w="4844"/>
+            <w:tcW w:type="dxa" w:w="4677"/>
           </w:tcPr>
           <w:p>
+            <w:pPr>
+              <w:jc w:val="left"/>
+            </w:pPr>
             <w:r/>
             <w:r>
               <w:rPr>
-                <w:rFonts w:ascii="Times New Roman" w:hAnsi="Times New Roman"/>
-                <w:sz w:val="24"/>
+                <w:rFonts w:ascii="Times New Roman" w:hAnsi="Times New Roman" w:eastAsia="Times New Roman"/>
+                <w:b w:val="0"/>
+                <w:sz w:val="20"/>
               </w:rPr>
               <w:t>302 на login.php; dashboard после этого снова 302</w:t>
             </w:r>
@@ -2094,14 +2655,18 @@
       <w:tr>
         <w:tc>
           <w:tcPr>
-            <w:tcW w:type="dxa" w:w="4844"/>
+            <w:tcW w:type="dxa" w:w="4677"/>
           </w:tcPr>
           <w:p>
+            <w:pPr>
+              <w:jc w:val="left"/>
+            </w:pPr>
             <w:r/>
             <w:r>
               <w:rPr>
-                <w:rFonts w:ascii="Times New Roman" w:hAnsi="Times New Roman"/>
-                <w:sz w:val="24"/>
+                <w:rFonts w:ascii="Times New Roman" w:hAnsi="Times New Roman" w:eastAsia="Times New Roman"/>
+                <w:b w:val="0"/>
+                <w:sz w:val="20"/>
               </w:rPr>
               <w:t>Заголовки ответа</w:t>
             </w:r>
@@ -2109,14 +2674,18 @@
         </w:tc>
         <w:tc>
           <w:tcPr>
-            <w:tcW w:type="dxa" w:w="4844"/>
+            <w:tcW w:type="dxa" w:w="4677"/>
           </w:tcPr>
           <w:p>
+            <w:pPr>
+              <w:jc w:val="left"/>
+            </w:pPr>
             <w:r/>
             <w:r>
               <w:rPr>
-                <w:rFonts w:ascii="Times New Roman" w:hAnsi="Times New Roman"/>
-                <w:sz w:val="24"/>
+                <w:rFonts w:ascii="Times New Roman" w:hAnsi="Times New Roman" w:eastAsia="Times New Roman"/>
+                <w:b w:val="0"/>
+                <w:sz w:val="20"/>
               </w:rPr>
               <w:t>X-Frame-Options: DENY, CSP, Cache-Control: no-store, X-Powered-By отсутствует</w:t>
             </w:r>
@@ -2126,14 +2695,18 @@
       <w:tr>
         <w:tc>
           <w:tcPr>
-            <w:tcW w:type="dxa" w:w="4844"/>
+            <w:tcW w:type="dxa" w:w="4677"/>
           </w:tcPr>
           <w:p>
+            <w:pPr>
+              <w:jc w:val="left"/>
+            </w:pPr>
             <w:r/>
             <w:r>
               <w:rPr>
-                <w:rFonts w:ascii="Times New Roman" w:hAnsi="Times New Roman"/>
-                <w:sz w:val="24"/>
+                <w:rFonts w:ascii="Times New Roman" w:hAnsi="Times New Roman" w:eastAsia="Times New Roman"/>
+                <w:b w:val="0"/>
+                <w:sz w:val="20"/>
               </w:rPr>
               <w:t>Cookie сессии</w:t>
             </w:r>
@@ -2141,14 +2714,18 @@
         </w:tc>
         <w:tc>
           <w:tcPr>
-            <w:tcW w:type="dxa" w:w="4844"/>
+            <w:tcW w:type="dxa" w:w="4677"/>
           </w:tcPr>
           <w:p>
+            <w:pPr>
+              <w:jc w:val="left"/>
+            </w:pPr>
             <w:r/>
             <w:r>
               <w:rPr>
-                <w:rFonts w:ascii="Times New Roman" w:hAnsi="Times New Roman"/>
-                <w:sz w:val="24"/>
+                <w:rFonts w:ascii="Times New Roman" w:hAnsi="Times New Roman" w:eastAsia="Times New Roman"/>
+                <w:b w:val="0"/>
+                <w:sz w:val="20"/>
               </w:rPr>
               <w:t>SECUREAUTHSESSID; HttpOnly; SameSite=Lax</w:t>
             </w:r>
@@ -2158,14 +2735,18 @@
       <w:tr>
         <w:tc>
           <w:tcPr>
-            <w:tcW w:type="dxa" w:w="4844"/>
+            <w:tcW w:type="dxa" w:w="4677"/>
           </w:tcPr>
           <w:p>
+            <w:pPr>
+              <w:jc w:val="left"/>
+            </w:pPr>
             <w:r/>
             <w:r>
               <w:rPr>
-                <w:rFonts w:ascii="Times New Roman" w:hAnsi="Times New Roman"/>
-                <w:sz w:val="24"/>
+                <w:rFonts w:ascii="Times New Roman" w:hAnsi="Times New Roman" w:eastAsia="Times New Roman"/>
+                <w:b w:val="0"/>
+                <w:sz w:val="20"/>
               </w:rPr>
               <w:t>Хэш в базе</w:t>
             </w:r>
@@ -2173,14 +2754,18 @@
         </w:tc>
         <w:tc>
           <w:tcPr>
-            <w:tcW w:type="dxa" w:w="4844"/>
+            <w:tcW w:type="dxa" w:w="4677"/>
           </w:tcPr>
           <w:p>
+            <w:pPr>
+              <w:jc w:val="left"/>
+            </w:pPr>
             <w:r/>
             <w:r>
               <w:rPr>
-                <w:rFonts w:ascii="Times New Roman" w:hAnsi="Times New Roman"/>
-                <w:sz w:val="24"/>
+                <w:rFonts w:ascii="Times New Roman" w:hAnsi="Times New Roman" w:eastAsia="Times New Roman"/>
+                <w:b w:val="0"/>
+                <w:sz w:val="20"/>
               </w:rPr>
               <w:t>bcrypt, префикс $2y$10$; открытого пароля в БД нет</w:t>
             </w:r>
@@ -2190,14 +2775,18 @@
       <w:tr>
         <w:tc>
           <w:tcPr>
-            <w:tcW w:type="dxa" w:w="4844"/>
+            <w:tcW w:type="dxa" w:w="4677"/>
           </w:tcPr>
           <w:p>
+            <w:pPr>
+              <w:jc w:val="left"/>
+            </w:pPr>
             <w:r/>
             <w:r>
               <w:rPr>
-                <w:rFonts w:ascii="Times New Roman" w:hAnsi="Times New Roman"/>
-                <w:sz w:val="24"/>
+                <w:rFonts w:ascii="Times New Roman" w:hAnsi="Times New Roman" w:eastAsia="Times New Roman"/>
+                <w:b w:val="0"/>
+                <w:sz w:val="20"/>
               </w:rPr>
               <w:t>Переборщик по своей форме</w:t>
             </w:r>
@@ -2205,14 +2794,18 @@
         </w:tc>
         <w:tc>
           <w:tcPr>
-            <w:tcW w:type="dxa" w:w="4844"/>
+            <w:tcW w:type="dxa" w:w="4677"/>
           </w:tcPr>
           <w:p>
+            <w:pPr>
+              <w:jc w:val="left"/>
+            </w:pPr>
             <w:r/>
             <w:r>
               <w:rPr>
-                <w:rFonts w:ascii="Times New Roman" w:hAnsi="Times New Roman"/>
-                <w:sz w:val="24"/>
+                <w:rFonts w:ascii="Times New Roman" w:hAnsi="Times New Roman" w:eastAsia="Times New Roman"/>
+                <w:b w:val="0"/>
+                <w:sz w:val="20"/>
               </w:rPr>
               <w:t>6 попыток, статус locked_out, пароль не найден, 6,22 с</w:t>
             </w:r>
@@ -2222,14 +2815,18 @@
       <w:tr>
         <w:tc>
           <w:tcPr>
-            <w:tcW w:type="dxa" w:w="4844"/>
+            <w:tcW w:type="dxa" w:w="4677"/>
           </w:tcPr>
           <w:p>
+            <w:pPr>
+              <w:jc w:val="left"/>
+            </w:pPr>
             <w:r/>
             <w:r>
               <w:rPr>
-                <w:rFonts w:ascii="Times New Roman" w:hAnsi="Times New Roman"/>
-                <w:sz w:val="24"/>
+                <w:rFonts w:ascii="Times New Roman" w:hAnsi="Times New Roman" w:eastAsia="Times New Roman"/>
+                <w:b w:val="0"/>
+                <w:sz w:val="20"/>
               </w:rPr>
               <w:t>Проверка локальности цели</w:t>
             </w:r>
@@ -2237,14 +2834,18 @@
         </w:tc>
         <w:tc>
           <w:tcPr>
-            <w:tcW w:type="dxa" w:w="4844"/>
+            <w:tcW w:type="dxa" w:w="4677"/>
           </w:tcPr>
           <w:p>
+            <w:pPr>
+              <w:jc w:val="left"/>
+            </w:pPr>
             <w:r/>
             <w:r>
               <w:rPr>
-                <w:rFonts w:ascii="Times New Roman" w:hAnsi="Times New Roman"/>
-                <w:sz w:val="24"/>
+                <w:rFonts w:ascii="Times New Roman" w:hAnsi="Times New Roman" w:eastAsia="Times New Roman"/>
+                <w:b w:val="0"/>
+                <w:sz w:val="20"/>
               </w:rPr>
               <w:t>https://example.com/login отклонён, код возврата 2</w:t>
             </w:r>
@@ -2253,217 +2854,316 @@
       </w:tr>
     </w:tbl>
     <w:p>
+      <w:pPr>
+        <w:spacing w:after="40"/>
+      </w:pPr>
+    </w:p>
+    <w:p>
+      <w:pPr>
+        <w:spacing w:after="80"/>
+        <w:ind w:firstLine="709"/>
+        <w:jc w:val="both"/>
+      </w:pPr>
       <w:r>
         <w:rPr>
+          <w:rFonts w:ascii="Times New Roman" w:hAnsi="Times New Roman" w:eastAsia="Times New Roman"/>
           <w:b w:val="0"/>
+          <w:sz w:val="24"/>
         </w:rPr>
         <w:t>Отдельно показателен запуск того же переборщика по своей форме: он делает 6 попыток и останавливается на блокировке, хотя искомый пароль лежит в словаре двадцатым. Время 6,22 с — это пять попыток с секундной задержкой и шестая, уже отклонённая. То есть защита работает не за счёт того, что пароль стал «сложным»: пароль остался тем же, изменилось лишь то, сколько попыток сервер готов принять.</w:t>
       </w:r>
     </w:p>
     <w:p>
+      <w:pPr>
+        <w:spacing w:after="80"/>
+        <w:ind w:firstLine="709"/>
+        <w:jc w:val="both"/>
+      </w:pPr>
       <w:r>
         <w:rPr>
+          <w:rFonts w:ascii="Times New Roman" w:hAnsi="Times New Roman" w:eastAsia="Times New Roman"/>
           <w:b w:val="0"/>
+          <w:sz w:val="24"/>
         </w:rPr>
         <w:t>Чтобы проверить защиту от определения логина по времени, я сделал по три замера для существующего и несуществующего пользователя. Существующий: 1,186; 1,212; 1,204 с, среднее 1,201 с. Несуществующий: 1,214; 1,195; 1,178 с, среднее 1,196 с. Разница около 0,005 с, то есть меньше половины процента и в пределах шума. Это ожидаемо: в обоих случаях выполняется bcrypt, просто во втором — от хэша-заглушки.</w:t>
       </w:r>
     </w:p>
     <w:p>
       <w:pPr>
-        <w:spacing w:before="240" w:after="120"/>
-        <w:ind w:firstLine="0"/>
-        <w:jc w:val="left"/>
+        <w:keepNext/>
+        <w:spacing w:before="280" w:after="80"/>
       </w:pPr>
       <w:r>
         <w:rPr>
+          <w:rFonts w:ascii="Times New Roman" w:hAnsi="Times New Roman" w:eastAsia="Times New Roman"/>
           <w:b/>
-          <w:sz w:val="30"/>
+          <w:sz w:val="28"/>
         </w:rPr>
         <w:t>7. Ограничения и остаточные риски</w:t>
       </w:r>
     </w:p>
     <w:p>
+      <w:pPr>
+        <w:spacing w:after="80"/>
+        <w:ind w:firstLine="709"/>
+        <w:jc w:val="both"/>
+      </w:pPr>
       <w:r>
         <w:rPr>
+          <w:rFonts w:ascii="Times New Roman" w:hAnsi="Times New Roman" w:eastAsia="Times New Roman"/>
           <w:b w:val="0"/>
+          <w:sz w:val="24"/>
         </w:rPr>
         <w:t>Главный сознательный компромисс — пароль по-прежнему передаётся в GET-запросе. Этого требует пункт 3 задания, но с точки зрения безопасности это CWE-598: пароль может остаться в истории браузера, в access.log веб-сервера и в журнале прокси. В реальном проекте форму нужно переводить на POST, и я бы так и сделал; здесь формат сохранён только ради совместимости с проверкой из методички.</w:t>
       </w:r>
     </w:p>
     <w:p>
+      <w:pPr>
+        <w:spacing w:after="80"/>
+        <w:ind w:firstLine="709"/>
+        <w:jc w:val="both"/>
+      </w:pPr>
       <w:r>
         <w:rPr>
+          <w:rFonts w:ascii="Times New Roman" w:hAnsi="Times New Roman" w:eastAsia="Times New Roman"/>
           <w:b w:val="0"/>
+          <w:sz w:val="24"/>
         </w:rPr>
         <w:t>Блокировка по IP в текущем виде рассчитана на прямое подключение. Если приложение поставить за обратный прокси или балансировщик, REMOTE_ADDR будет адресом прокси, и все пользователи попадут в один общий счётчик. В таком случае нужно явно настраивать доверенный прокси и брать адрес из X-Forwarded-For, причём только из доверенного источника. В учебном стенде соединение прямое, поэтому этой проблемы нет.</w:t>
       </w:r>
     </w:p>
     <w:p>
+      <w:pPr>
+        <w:spacing w:after="80"/>
+        <w:ind w:firstLine="709"/>
+        <w:jc w:val="both"/>
+      </w:pPr>
       <w:r>
         <w:rPr>
+          <w:rFonts w:ascii="Times New Roman" w:hAnsi="Times New Roman" w:eastAsia="Times New Roman"/>
           <w:b w:val="0"/>
+          <w:sz w:val="24"/>
         </w:rPr>
         <w:t>Жёсткая блокировка по логину создаёт и обратную проблему: зная чужой логин, можно намеренно сделать пять неудачных попыток и временно закрыть владельцу вход. Это цена простоты. В нагруженной системе вместо жёсткой блокировки обычно применяют прогрессивную задержку, CAPTCHA и оценку риска, а блокировку оставляют как крайнюю меру. Для лабораторной работы окно в 15 минут и пять попыток — разумный компромисс между защитой и удобством проверки.</w:t>
       </w:r>
     </w:p>
     <w:p>
+      <w:pPr>
+        <w:spacing w:after="80"/>
+        <w:ind w:firstLine="709"/>
+        <w:jc w:val="both"/>
+      </w:pPr>
       <w:r>
         <w:rPr>
+          <w:rFonts w:ascii="Times New Roman" w:hAnsi="Times New Roman" w:eastAsia="Times New Roman"/>
           <w:b w:val="0"/>
+          <w:sz w:val="24"/>
         </w:rPr>
         <w:t>Ограничения стенда: SQLite и файловые сессии рассчитаны на один узел, HTTPS в лаборатории не настроен (поэтому флаг Secure в cookie не появляется), а распределённый перебор с множества IP-адресов лимит по одному IP полностью не останавливает. Эти ограничения не мешают продемонстрировать основной механизм, но в реальной системе их пришлось бы решать отдельно.</w:t>
       </w:r>
     </w:p>
     <w:p>
       <w:pPr>
-        <w:spacing w:before="240" w:after="120"/>
-        <w:ind w:firstLine="0"/>
-        <w:jc w:val="left"/>
+        <w:keepNext/>
+        <w:spacing w:before="280" w:after="80"/>
       </w:pPr>
       <w:r>
         <w:rPr>
+          <w:rFonts w:ascii="Times New Roman" w:hAnsi="Times New Roman" w:eastAsia="Times New Roman"/>
           <w:b/>
-          <w:sz w:val="30"/>
+          <w:sz w:val="28"/>
         </w:rPr>
         <w:t>8. Выводы</w:t>
       </w:r>
     </w:p>
     <w:p>
+      <w:pPr>
+        <w:spacing w:after="80"/>
+        <w:ind w:firstLine="709"/>
+        <w:jc w:val="both"/>
+      </w:pPr>
       <w:r>
         <w:rPr>
+          <w:rFonts w:ascii="Times New Roman" w:hAnsi="Times New Roman" w:eastAsia="Times New Roman"/>
           <w:b w:val="0"/>
+          <w:sz w:val="24"/>
         </w:rPr>
         <w:t>Перебор DVWA на высоком уровне показал главное: CSRF-токен и случайная задержка не являются защитой от подбора пароля. Скрипт получает токен точно так же, как браузер, а sleep лишь растягивает время. Пароль Summer2024! был найден на 20-й попытке за 28,42 с — при словаре из 30 слов это фактически полный успех. Причина не в слабом пароле как таковом, а в том, что форма принимает неограниченное число попыток и хранит пароль в виде быстрого MD5.</w:t>
       </w:r>
     </w:p>
     <w:p>
+      <w:pPr>
+        <w:spacing w:after="80"/>
+        <w:ind w:firstLine="709"/>
+        <w:jc w:val="both"/>
+      </w:pPr>
       <w:r>
         <w:rPr>
+          <w:rFonts w:ascii="Times New Roman" w:hAnsi="Times New Roman" w:eastAsia="Times New Roman"/>
           <w:b w:val="0"/>
+          <w:sz w:val="24"/>
         </w:rPr>
         <w:t>Собственная система на тех же входных данных ведёт себя иначе: после пяти неудач она отвечает 429 с Retry-After, и переборщик останавливается на шестой попытке, не дойдя до правильного пароля. Это достигается сочетанием трёх мер: bcrypt с cost 10 удорожает каждую проверку, секундная задержка не даёт делать тысячи запросов в секунду, а блокировка по логину и IP ограничивает общее число попыток. По отдельности ни одна из них не решает задачу: bcrypt можно перебирать годами, задержку — распараллелить, а блокировку — обойти сменой IP. Работает именно комбинация.</w:t>
       </w:r>
     </w:p>
     <w:p>
+      <w:pPr>
+        <w:spacing w:after="80"/>
+        <w:ind w:firstLine="709"/>
+        <w:jc w:val="both"/>
+      </w:pPr>
       <w:r>
         <w:rPr>
+          <w:rFonts w:ascii="Times New Roman" w:hAnsi="Times New Roman" w:eastAsia="Times New Roman"/>
           <w:b w:val="0"/>
+          <w:sz w:val="24"/>
         </w:rPr>
         <w:t>Сопутствующие проблемы исходного кода тоже закрыты: подготовленные выражения вместо конкатенации, password_hash вместо md5, экранирование вывода, CSRF-токен, смена идентификатора сессии после входа, защитные заголовки и одинаковый по времени ответ для существующего и несуществующего логина. Проверки из раздела 6 подтверждают каждую из этих мер отдельно, а не только общий результат.</w:t>
       </w:r>
     </w:p>
     <w:p>
+      <w:pPr>
+        <w:spacing w:after="80"/>
+        <w:ind w:firstLine="709"/>
+        <w:jc w:val="both"/>
+      </w:pPr>
       <w:r>
         <w:rPr>
+          <w:rFonts w:ascii="Times New Roman" w:hAnsi="Times New Roman" w:eastAsia="Times New Roman"/>
           <w:b w:val="0"/>
+          <w:sz w:val="24"/>
         </w:rPr>
         <w:t>Что можно улучшить дальше: заменить bcrypt на Argon2id с параметрами памяти (в PHP 8 это PASSWORD_ARGON2ID), добавить второй фактор для ответственных действий, ввести CAPTCHA после нескольких неудач и вынести счётчики попыток в общее хранилище вроде Redis, если приложение будет работать на нескольких серверах. Но и текущий вариант уже показывает разницу между «формой, которую видно в браузере» и формой, которую действительно можно защитить.</w:t>
       </w:r>
     </w:p>
     <w:p>
       <w:pPr>
-        <w:spacing w:before="240" w:after="120"/>
-        <w:ind w:firstLine="0"/>
-        <w:jc w:val="left"/>
+        <w:keepNext/>
+        <w:spacing w:before="280" w:after="80"/>
       </w:pPr>
       <w:r>
         <w:rPr>
+          <w:rFonts w:ascii="Times New Roman" w:hAnsi="Times New Roman" w:eastAsia="Times New Roman"/>
           <w:b/>
-          <w:sz w:val="30"/>
+          <w:sz w:val="28"/>
         </w:rPr>
         <w:t>9. Состав файлов</w:t>
       </w:r>
     </w:p>
     <w:p>
       <w:pPr>
-        <w:ind w:firstLine="0"/>
+        <w:spacing w:after="80"/>
+        <w:jc w:val="both"/>
       </w:pPr>
       <w:r>
         <w:rPr>
+          <w:rFonts w:ascii="Times New Roman" w:hAnsi="Times New Roman" w:eastAsia="Times New Roman"/>
           <w:b w:val="0"/>
+          <w:sz w:val="24"/>
         </w:rPr>
         <w:t>bruteforce_dvwa.py — переборщик DVWA с проверкой локальности цели;</w:t>
       </w:r>
     </w:p>
     <w:p>
       <w:pPr>
-        <w:ind w:firstLine="0"/>
+        <w:spacing w:after="80"/>
+        <w:jc w:val="both"/>
       </w:pPr>
       <w:r>
         <w:rPr>
+          <w:rFonts w:ascii="Times New Roman" w:hAnsi="Times New Roman" w:eastAsia="Times New Roman"/>
           <w:b w:val="0"/>
+          <w:sz w:val="24"/>
         </w:rPr>
         <w:t>wordlist_p4.txt — словарь из 30 паролей;</w:t>
       </w:r>
     </w:p>
     <w:p>
       <w:pPr>
-        <w:ind w:firstLine="0"/>
+        <w:spacing w:after="80"/>
+        <w:jc w:val="both"/>
       </w:pPr>
       <w:r>
         <w:rPr>
+          <w:rFonts w:ascii="Times New Roman" w:hAnsi="Times New Roman" w:eastAsia="Times New Roman"/>
           <w:b w:val="0"/>
+          <w:sz w:val="24"/>
         </w:rPr>
         <w:t>dvwa_results.csv, secure_results.csv — результаты обоих запусков;</w:t>
       </w:r>
     </w:p>
     <w:p>
       <w:pPr>
-        <w:ind w:firstLine="0"/>
+        <w:spacing w:after="80"/>
+        <w:jc w:val="both"/>
       </w:pPr>
       <w:r>
         <w:rPr>
+          <w:rFonts w:ascii="Times New Roman" w:hAnsi="Times New Roman" w:eastAsia="Times New Roman"/>
           <w:b w:val="0"/>
+          <w:sz w:val="24"/>
         </w:rPr>
         <w:t>SecureAuthApp/public/ — страницы index, register, login, dashboard, logout;</w:t>
       </w:r>
     </w:p>
     <w:p>
       <w:pPr>
-        <w:ind w:firstLine="0"/>
+        <w:spacing w:after="80"/>
+        <w:jc w:val="both"/>
       </w:pPr>
       <w:r>
         <w:rPr>
+          <w:rFonts w:ascii="Times New Roman" w:hAnsi="Times New Roman" w:eastAsia="Times New Roman"/>
           <w:b w:val="0"/>
+          <w:sz w:val="24"/>
         </w:rPr>
         <w:t>SecureAuthApp/src/ — config, bootstrap, db, csrf, rate_limit;</w:t>
       </w:r>
     </w:p>
     <w:p>
       <w:pPr>
-        <w:ind w:firstLine="0"/>
+        <w:spacing w:after="80"/>
+        <w:jc w:val="both"/>
       </w:pPr>
       <w:r>
         <w:rPr>
+          <w:rFonts w:ascii="Times New Roman" w:hAnsi="Times New Roman" w:eastAsia="Times New Roman"/>
           <w:b w:val="0"/>
+          <w:sz w:val="24"/>
         </w:rPr>
         <w:t>SecureAuthApp/schema.sql — схема users и login_attempts;</w:t>
       </w:r>
     </w:p>
     <w:p>
       <w:pPr>
-        <w:ind w:firstLine="0"/>
+        <w:spacing w:after="80"/>
+        <w:jc w:val="both"/>
       </w:pPr>
       <w:r>
         <w:rPr>
+          <w:rFonts w:ascii="Times New Roman" w:hAnsi="Times New Roman" w:eastAsia="Times New Roman"/>
           <w:b w:val="0"/>
+          <w:sz w:val="24"/>
         </w:rPr>
         <w:t>SecureAuthApp/tools/seed_user.php — создание тестового пользователя;</w:t>
       </w:r>
     </w:p>
     <w:p>
       <w:pPr>
-        <w:ind w:firstLine="0"/>
+        <w:spacing w:after="80"/>
+        <w:jc w:val="both"/>
       </w:pPr>
       <w:r>
         <w:rPr>
+          <w:rFonts w:ascii="Times New Roman" w:hAnsi="Times New Roman" w:eastAsia="Times New Roman"/>
           <w:b w:val="0"/>
+          <w:sz w:val="24"/>
         </w:rPr>
         <w:t>gen_report.py — сборка этого отчёта из CSV.</w:t>
       </w:r>
     </w:p>
     <w:sectPr>
-      <w:pgSz w:w="12240" w:h="15840"/>
+      <w:pgSz w:w="11906" w:h="16838"/>
       <w:pgMar w:top="1134" w:right="850" w:bottom="1134" w:left="1701" w:header="720" w:footer="720" w:gutter="0"/>
       <w:cols w:space="720"/>
       <w:docGrid w:linePitch="360"/>
@@ -2836,13 +3536,11 @@
     <w:qFormat/>
     <w:rsid w:val="00FC693F"/>
     <w:pPr>
-      <w:spacing w:line="360" w:lineRule="auto" w:after="0"/>
-      <w:ind w:firstLine="709"/>
-      <w:jc w:val="both"/>
+      <w:spacing w:line="324" w:lineRule="auto" w:after="0"/>
     </w:pPr>
     <w:rPr>
-      <w:rFonts w:ascii="Times New Roman" w:hAnsi="Times New Roman" w:eastAsia="Times New Roman"/>
-      <w:sz w:val="28"/>
+      <w:rFonts w:ascii="Times New Roman" w:hAnsi="Times New Roman"/>
+      <w:sz w:val="24"/>
     </w:rPr>
   </w:style>
   <w:style w:type="paragraph" w:styleId="Header">

--- a/Практика4_Безопасная_авторизация/Отчет_Практика4.docx
+++ b/Практика4_Безопасная_авторизация/Отчет_Практика4.docx
@@ -3039,6 +3039,455 @@
     <w:p>
       <w:pPr>
         <w:keepNext/>
+        <w:spacing w:before="160" w:after="80"/>
+      </w:pPr>
+      <w:r>
+        <w:rPr>
+          <w:rFonts w:ascii="Times New Roman" w:hAnsi="Times New Roman" w:eastAsia="Times New Roman"/>
+          <w:b/>
+          <w:sz w:val="24"/>
+        </w:rPr>
+        <w:t>8.1. Соответствие требованиям</w:t>
+      </w:r>
+    </w:p>
+    <w:tbl>
+      <w:tblPr>
+        <w:tblStyle w:val="TableGrid"/>
+        <w:tblW w:type="auto" w:w="0"/>
+        <w:jc w:val="center"/>
+        <w:tblLayout w:type="autofit"/>
+        <w:tblLook w:firstColumn="1" w:firstRow="1" w:lastColumn="0" w:lastRow="0" w:noHBand="0" w:noVBand="1" w:val="04A0"/>
+      </w:tblPr>
+      <w:tblGrid>
+        <w:gridCol w:w="3118"/>
+        <w:gridCol w:w="3118"/>
+        <w:gridCol w:w="3118"/>
+      </w:tblGrid>
+      <w:tr>
+        <w:tc>
+          <w:tcPr>
+            <w:tcW w:type="dxa" w:w="3118"/>
+            <w:shd w:fill="DCE6F1"/>
+          </w:tcPr>
+          <w:p>
+            <w:pPr>
+              <w:jc w:val="center"/>
+            </w:pPr>
+            <w:r/>
+            <w:r>
+              <w:rPr>
+                <w:rFonts w:ascii="Times New Roman" w:hAnsi="Times New Roman" w:eastAsia="Times New Roman"/>
+                <w:b/>
+                <w:sz w:val="20"/>
+              </w:rPr>
+              <w:t>Пункт задания</w:t>
+            </w:r>
+          </w:p>
+        </w:tc>
+        <w:tc>
+          <w:tcPr>
+            <w:tcW w:type="dxa" w:w="3118"/>
+            <w:shd w:fill="DCE6F1"/>
+          </w:tcPr>
+          <w:p>
+            <w:pPr>
+              <w:jc w:val="center"/>
+            </w:pPr>
+            <w:r/>
+            <w:r>
+              <w:rPr>
+                <w:rFonts w:ascii="Times New Roman" w:hAnsi="Times New Roman" w:eastAsia="Times New Roman"/>
+                <w:b/>
+                <w:sz w:val="20"/>
+              </w:rPr>
+              <w:t>Что сделано</w:t>
+            </w:r>
+          </w:p>
+        </w:tc>
+        <w:tc>
+          <w:tcPr>
+            <w:tcW w:type="dxa" w:w="3118"/>
+            <w:shd w:fill="DCE6F1"/>
+          </w:tcPr>
+          <w:p>
+            <w:pPr>
+              <w:jc w:val="center"/>
+            </w:pPr>
+            <w:r/>
+            <w:r>
+              <w:rPr>
+                <w:rFonts w:ascii="Times New Roman" w:hAnsi="Times New Roman" w:eastAsia="Times New Roman"/>
+                <w:b/>
+                <w:sz w:val="20"/>
+              </w:rPr>
+              <w:t>Где смотреть</w:t>
+            </w:r>
+          </w:p>
+        </w:tc>
+      </w:tr>
+      <w:tr>
+        <w:tc>
+          <w:tcPr>
+            <w:tcW w:type="dxa" w:w="3118"/>
+          </w:tcPr>
+          <w:p>
+            <w:pPr>
+              <w:jc w:val="left"/>
+            </w:pPr>
+            <w:r/>
+            <w:r>
+              <w:rPr>
+                <w:rFonts w:ascii="Times New Roman" w:hAnsi="Times New Roman" w:eastAsia="Times New Roman"/>
+                <w:b w:val="0"/>
+                <w:sz w:val="20"/>
+              </w:rPr>
+              <w:t>1. Переборщик формы DVWA</w:t>
+            </w:r>
+          </w:p>
+        </w:tc>
+        <w:tc>
+          <w:tcPr>
+            <w:tcW w:type="dxa" w:w="3118"/>
+          </w:tcPr>
+          <w:p>
+            <w:pPr>
+              <w:jc w:val="left"/>
+            </w:pPr>
+            <w:r/>
+            <w:r>
+              <w:rPr>
+                <w:rFonts w:ascii="Times New Roman" w:hAnsi="Times New Roman" w:eastAsia="Times New Roman"/>
+                <w:b w:val="0"/>
+                <w:sz w:val="20"/>
+              </w:rPr>
+              <w:t>bruteforce_dvwa.py, словарь, повторный запрос user_token</w:t>
+            </w:r>
+          </w:p>
+        </w:tc>
+        <w:tc>
+          <w:tcPr>
+            <w:tcW w:type="dxa" w:w="3118"/>
+          </w:tcPr>
+          <w:p>
+            <w:pPr>
+              <w:jc w:val="left"/>
+            </w:pPr>
+            <w:r/>
+            <w:r>
+              <w:rPr>
+                <w:rFonts w:ascii="Times New Roman" w:hAnsi="Times New Roman" w:eastAsia="Times New Roman"/>
+                <w:b w:val="0"/>
+                <w:sz w:val="20"/>
+              </w:rPr>
+              <w:t>dvwa_results.csv: 20 попыток, пароль найден</w:t>
+            </w:r>
+          </w:p>
+        </w:tc>
+      </w:tr>
+      <w:tr>
+        <w:tc>
+          <w:tcPr>
+            <w:tcW w:type="dxa" w:w="3118"/>
+          </w:tcPr>
+          <w:p>
+            <w:pPr>
+              <w:jc w:val="left"/>
+            </w:pPr>
+            <w:r/>
+            <w:r>
+              <w:rPr>
+                <w:rFonts w:ascii="Times New Roman" w:hAnsi="Times New Roman" w:eastAsia="Times New Roman"/>
+                <w:b w:val="0"/>
+                <w:sz w:val="20"/>
+              </w:rPr>
+              <w:t>2. Кодревью с указанием CWE</w:t>
+            </w:r>
+          </w:p>
+        </w:tc>
+        <w:tc>
+          <w:tcPr>
+            <w:tcW w:type="dxa" w:w="3118"/>
+          </w:tcPr>
+          <w:p>
+            <w:pPr>
+              <w:jc w:val="left"/>
+            </w:pPr>
+            <w:r/>
+            <w:r>
+              <w:rPr>
+                <w:rFonts w:ascii="Times New Roman" w:hAnsi="Times New Roman" w:eastAsia="Times New Roman"/>
+                <w:b w:val="0"/>
+                <w:sz w:val="20"/>
+              </w:rPr>
+              <w:t>разобраны SQLi, MD5, отсутствие лимита, GET-пароль, XSS, cookie</w:t>
+            </w:r>
+          </w:p>
+        </w:tc>
+        <w:tc>
+          <w:tcPr>
+            <w:tcW w:type="dxa" w:w="3118"/>
+          </w:tcPr>
+          <w:p>
+            <w:pPr>
+              <w:jc w:val="left"/>
+            </w:pPr>
+            <w:r/>
+            <w:r>
+              <w:rPr>
+                <w:rFonts w:ascii="Times New Roman" w:hAnsi="Times New Roman" w:eastAsia="Times New Roman"/>
+                <w:b w:val="0"/>
+                <w:sz w:val="20"/>
+              </w:rPr>
+              <w:t>раздел 4, таблица CWE</w:t>
+            </w:r>
+          </w:p>
+        </w:tc>
+      </w:tr>
+      <w:tr>
+        <w:tc>
+          <w:tcPr>
+            <w:tcW w:type="dxa" w:w="3118"/>
+          </w:tcPr>
+          <w:p>
+            <w:pPr>
+              <w:jc w:val="left"/>
+            </w:pPr>
+            <w:r/>
+            <w:r>
+              <w:rPr>
+                <w:rFonts w:ascii="Times New Roman" w:hAnsi="Times New Roman" w:eastAsia="Times New Roman"/>
+                <w:b w:val="0"/>
+                <w:sz w:val="20"/>
+              </w:rPr>
+              <w:t>3. Своя система авторизации</w:t>
+            </w:r>
+          </w:p>
+        </w:tc>
+        <w:tc>
+          <w:tcPr>
+            <w:tcW w:type="dxa" w:w="3118"/>
+          </w:tcPr>
+          <w:p>
+            <w:pPr>
+              <w:jc w:val="left"/>
+            </w:pPr>
+            <w:r/>
+            <w:r>
+              <w:rPr>
+                <w:rFonts w:ascii="Times New Roman" w:hAnsi="Times New Roman" w:eastAsia="Times New Roman"/>
+                <w:b w:val="0"/>
+                <w:sz w:val="20"/>
+              </w:rPr>
+              <w:t>PHP 8.3 + PDO/SQLite, password_hash, CSRF, блокировка</w:t>
+            </w:r>
+          </w:p>
+        </w:tc>
+        <w:tc>
+          <w:tcPr>
+            <w:tcW w:type="dxa" w:w="3118"/>
+          </w:tcPr>
+          <w:p>
+            <w:pPr>
+              <w:jc w:val="left"/>
+            </w:pPr>
+            <w:r/>
+            <w:r>
+              <w:rPr>
+                <w:rFonts w:ascii="Times New Roman" w:hAnsi="Times New Roman" w:eastAsia="Times New Roman"/>
+                <w:b w:val="0"/>
+                <w:sz w:val="20"/>
+              </w:rPr>
+              <w:t>раздел 5 и SecureAuthApp</w:t>
+            </w:r>
+          </w:p>
+        </w:tc>
+      </w:tr>
+      <w:tr>
+        <w:tc>
+          <w:tcPr>
+            <w:tcW w:type="dxa" w:w="3118"/>
+          </w:tcPr>
+          <w:p>
+            <w:pPr>
+              <w:jc w:val="left"/>
+            </w:pPr>
+            <w:r/>
+            <w:r>
+              <w:rPr>
+                <w:rFonts w:ascii="Times New Roman" w:hAnsi="Times New Roman" w:eastAsia="Times New Roman"/>
+                <w:b w:val="0"/>
+                <w:sz w:val="20"/>
+              </w:rPr>
+              <w:t>GET-формат как в задании</w:t>
+            </w:r>
+          </w:p>
+        </w:tc>
+        <w:tc>
+          <w:tcPr>
+            <w:tcW w:type="dxa" w:w="3118"/>
+          </w:tcPr>
+          <w:p>
+            <w:pPr>
+              <w:jc w:val="left"/>
+            </w:pPr>
+            <w:r/>
+            <w:r>
+              <w:rPr>
+                <w:rFonts w:ascii="Times New Roman" w:hAnsi="Times New Roman" w:eastAsia="Times New Roman"/>
+                <w:b w:val="0"/>
+                <w:sz w:val="20"/>
+              </w:rPr>
+              <w:t>username, password, user_token, Login</w:t>
+            </w:r>
+          </w:p>
+        </w:tc>
+        <w:tc>
+          <w:tcPr>
+            <w:tcW w:type="dxa" w:w="3118"/>
+          </w:tcPr>
+          <w:p>
+            <w:pPr>
+              <w:jc w:val="left"/>
+            </w:pPr>
+            <w:r/>
+            <w:r>
+              <w:rPr>
+                <w:rFonts w:ascii="Times New Roman" w:hAnsi="Times New Roman" w:eastAsia="Times New Roman"/>
+                <w:b w:val="0"/>
+                <w:sz w:val="20"/>
+              </w:rPr>
+              <w:t>public/login.php, проверка в разделе 6</w:t>
+            </w:r>
+          </w:p>
+        </w:tc>
+      </w:tr>
+      <w:tr>
+        <w:tc>
+          <w:tcPr>
+            <w:tcW w:type="dxa" w:w="3118"/>
+          </w:tcPr>
+          <w:p>
+            <w:pPr>
+              <w:jc w:val="left"/>
+            </w:pPr>
+            <w:r/>
+            <w:r>
+              <w:rPr>
+                <w:rFonts w:ascii="Times New Roman" w:hAnsi="Times New Roman" w:eastAsia="Times New Roman"/>
+                <w:b w:val="0"/>
+                <w:sz w:val="20"/>
+              </w:rPr>
+              <w:t>Защита от перебора</w:t>
+            </w:r>
+          </w:p>
+        </w:tc>
+        <w:tc>
+          <w:tcPr>
+            <w:tcW w:type="dxa" w:w="3118"/>
+          </w:tcPr>
+          <w:p>
+            <w:pPr>
+              <w:jc w:val="left"/>
+            </w:pPr>
+            <w:r/>
+            <w:r>
+              <w:rPr>
+                <w:rFonts w:ascii="Times New Roman" w:hAnsi="Times New Roman" w:eastAsia="Times New Roman"/>
+                <w:b w:val="0"/>
+                <w:sz w:val="20"/>
+              </w:rPr>
+              <w:t>5 неудач / 15 минут по логину и IP, 429 + Retry-After</w:t>
+            </w:r>
+          </w:p>
+        </w:tc>
+        <w:tc>
+          <w:tcPr>
+            <w:tcW w:type="dxa" w:w="3118"/>
+          </w:tcPr>
+          <w:p>
+            <w:pPr>
+              <w:jc w:val="left"/>
+            </w:pPr>
+            <w:r/>
+            <w:r>
+              <w:rPr>
+                <w:rFonts w:ascii="Times New Roman" w:hAnsi="Times New Roman" w:eastAsia="Times New Roman"/>
+                <w:b w:val="0"/>
+                <w:sz w:val="20"/>
+              </w:rPr>
+              <w:t>secure_results.csv, rate_limit.php</w:t>
+            </w:r>
+          </w:p>
+        </w:tc>
+      </w:tr>
+      <w:tr>
+        <w:tc>
+          <w:tcPr>
+            <w:tcW w:type="dxa" w:w="3118"/>
+          </w:tcPr>
+          <w:p>
+            <w:pPr>
+              <w:jc w:val="left"/>
+            </w:pPr>
+            <w:r/>
+            <w:r>
+              <w:rPr>
+                <w:rFonts w:ascii="Times New Roman" w:hAnsi="Times New Roman" w:eastAsia="Times New Roman"/>
+                <w:b w:val="0"/>
+                <w:sz w:val="20"/>
+              </w:rPr>
+              <w:t>Проверка результата</w:t>
+            </w:r>
+          </w:p>
+        </w:tc>
+        <w:tc>
+          <w:tcPr>
+            <w:tcW w:type="dxa" w:w="3118"/>
+          </w:tcPr>
+          <w:p>
+            <w:pPr>
+              <w:jc w:val="left"/>
+            </w:pPr>
+            <w:r/>
+            <w:r>
+              <w:rPr>
+                <w:rFonts w:ascii="Times New Roman" w:hAnsi="Times New Roman" w:eastAsia="Times New Roman"/>
+                <w:b w:val="0"/>
+                <w:sz w:val="20"/>
+              </w:rPr>
+              <w:t>вход, отказ без токена, SQLi, блокировка</w:t>
+            </w:r>
+          </w:p>
+        </w:tc>
+        <w:tc>
+          <w:tcPr>
+            <w:tcW w:type="dxa" w:w="3118"/>
+          </w:tcPr>
+          <w:p>
+            <w:pPr>
+              <w:jc w:val="left"/>
+            </w:pPr>
+            <w:r/>
+            <w:r>
+              <w:rPr>
+                <w:rFonts w:ascii="Times New Roman" w:hAnsi="Times New Roman" w:eastAsia="Times New Roman"/>
+                <w:b w:val="0"/>
+                <w:sz w:val="20"/>
+              </w:rPr>
+              <w:t>раздел 6, таблица проверок</w:t>
+            </w:r>
+          </w:p>
+        </w:tc>
+      </w:tr>
+    </w:tbl>
+    <w:p>
+      <w:pPr>
+        <w:spacing w:after="40"/>
+      </w:pPr>
+    </w:p>
+    <w:p>
+      <w:pPr>
+        <w:keepNext/>
         <w:spacing w:before="280" w:after="80"/>
       </w:pPr>
       <w:r>

--- a/Практика4_Безопасная_авторизация/Отчет_Практика4.docx
+++ b/Практика4_Безопасная_авторизация/Отчет_Практика4.docx
@@ -436,7 +436,7 @@
     <w:p>
       <w:pPr>
         <w:spacing w:after="80"/>
-        <w:jc w:val="both"/>
+        <w:jc w:val="left"/>
       </w:pPr>
       <w:r>
         <w:rPr>
@@ -495,7 +495,7 @@
     <w:p>
       <w:pPr>
         <w:spacing w:after="80"/>
-        <w:jc w:val="both"/>
+        <w:jc w:val="left"/>
       </w:pPr>
       <w:r>
         <w:rPr>
@@ -3558,7 +3558,7 @@
     <w:p>
       <w:pPr>
         <w:spacing w:after="80"/>
-        <w:jc w:val="both"/>
+        <w:jc w:val="left"/>
       </w:pPr>
       <w:r>
         <w:rPr>
